--- a/Documentación/UC04 - Administrar Usuarios.docx
+++ b/Documentación/UC04 - Administrar Usuarios.docx
@@ -4,7 +4,7 @@
   <w:body>
     <w:p>
       <w:pPr>
-        <w:pStyle w:val="Ttulo"/>
+        <w:pStyle w:val="Title"/>
         <w:jc w:val="right"/>
         <w:rPr>
           <w:lang w:val="es-ES"/>
@@ -13,7 +13,7 @@
     </w:p>
     <w:p>
       <w:pPr>
-        <w:pStyle w:val="Ttulo"/>
+        <w:pStyle w:val="Title"/>
         <w:jc w:val="right"/>
         <w:rPr>
           <w:lang w:val="es-ES"/>
@@ -22,7 +22,7 @@
     </w:p>
     <w:p>
       <w:pPr>
-        <w:pStyle w:val="Ttulo"/>
+        <w:pStyle w:val="Title"/>
         <w:jc w:val="right"/>
         <w:rPr>
           <w:lang w:val="es-ES"/>
@@ -31,7 +31,7 @@
     </w:p>
     <w:p>
       <w:pPr>
-        <w:pStyle w:val="Ttulo"/>
+        <w:pStyle w:val="Title"/>
         <w:jc w:val="right"/>
         <w:rPr>
           <w:lang w:val="es-ES"/>
@@ -40,7 +40,7 @@
     </w:p>
     <w:p>
       <w:pPr>
-        <w:pStyle w:val="Ttulo"/>
+        <w:pStyle w:val="Title"/>
         <w:jc w:val="right"/>
         <w:rPr>
           <w:lang w:val="es-ES"/>
@@ -49,7 +49,7 @@
     </w:p>
     <w:p>
       <w:pPr>
-        <w:pStyle w:val="Ttulo"/>
+        <w:pStyle w:val="Title"/>
         <w:jc w:val="right"/>
         <w:rPr>
           <w:lang w:val="es-ES"/>
@@ -58,7 +58,7 @@
     </w:p>
     <w:p>
       <w:pPr>
-        <w:pStyle w:val="Ttulo"/>
+        <w:pStyle w:val="Title"/>
         <w:jc w:val="right"/>
         <w:rPr>
           <w:lang w:val="es-ES"/>
@@ -67,7 +67,7 @@
     </w:p>
     <w:p>
       <w:pPr>
-        <w:pStyle w:val="Ttulo"/>
+        <w:pStyle w:val="Title"/>
         <w:jc w:val="right"/>
         <w:rPr>
           <w:lang w:val="es-ES"/>
@@ -76,7 +76,7 @@
     </w:p>
     <w:p>
       <w:pPr>
-        <w:pStyle w:val="Ttulo"/>
+        <w:pStyle w:val="Title"/>
         <w:jc w:val="right"/>
         <w:rPr>
           <w:lang w:val="es-ES"/>
@@ -85,7 +85,7 @@
     </w:p>
     <w:p>
       <w:pPr>
-        <w:pStyle w:val="Ttulo"/>
+        <w:pStyle w:val="Title"/>
         <w:jc w:val="right"/>
         <w:rPr>
           <w:lang w:val="es-ES"/>
@@ -94,7 +94,7 @@
     </w:p>
     <w:p>
       <w:pPr>
-        <w:pStyle w:val="Ttulo"/>
+        <w:pStyle w:val="Title"/>
         <w:jc w:val="right"/>
         <w:rPr>
           <w:lang w:val="es-ES"/>
@@ -103,7 +103,7 @@
     </w:p>
     <w:p>
       <w:pPr>
-        <w:pStyle w:val="Ttulo"/>
+        <w:pStyle w:val="Title"/>
         <w:jc w:val="right"/>
         <w:rPr>
           <w:lang w:val="es-ES"/>
@@ -112,7 +112,7 @@
     </w:p>
     <w:p>
       <w:pPr>
-        <w:pStyle w:val="Ttulo"/>
+        <w:pStyle w:val="Title"/>
         <w:jc w:val="right"/>
         <w:rPr>
           <w:lang w:val="es-ES"/>
@@ -121,7 +121,7 @@
     </w:p>
     <w:p>
       <w:pPr>
-        <w:pStyle w:val="Ttulo"/>
+        <w:pStyle w:val="Title"/>
         <w:jc w:val="right"/>
         <w:rPr>
           <w:lang w:val="es-PE"/>
@@ -133,18 +133,16 @@
         </w:rPr>
         <w:t xml:space="preserve">Sistema de Inventarios </w:t>
       </w:r>
-      <w:proofErr w:type="spellStart"/>
       <w:r>
         <w:rPr>
           <w:lang w:val="es-PE"/>
         </w:rPr>
         <w:t>FlowTrack</w:t>
       </w:r>
-      <w:proofErr w:type="spellEnd"/>
-    </w:p>
-    <w:p>
-      <w:pPr>
-        <w:pStyle w:val="Ttulo"/>
+    </w:p>
+    <w:p>
+      <w:pPr>
+        <w:pStyle w:val="Title"/>
         <w:jc w:val="right"/>
         <w:rPr>
           <w:lang w:val="es-ES"/>
@@ -159,7 +157,7 @@
     </w:p>
     <w:p>
       <w:pPr>
-        <w:pStyle w:val="Ttulo"/>
+        <w:pStyle w:val="Title"/>
         <w:jc w:val="right"/>
         <w:rPr>
           <w:lang w:val="es-ES"/>
@@ -171,14 +169,12 @@
         </w:rPr>
         <w:t xml:space="preserve">Administrar </w:t>
       </w:r>
-      <w:proofErr w:type="spellStart"/>
       <w:r>
         <w:rPr>
           <w:lang w:val="es-PE"/>
         </w:rPr>
         <w:t>USuario</w:t>
       </w:r>
-      <w:proofErr w:type="spellEnd"/>
       <w:r>
         <w:rPr>
           <w:lang w:val="es-ES"/>
@@ -204,7 +200,7 @@
     </w:p>
     <w:p>
       <w:pPr>
-        <w:pStyle w:val="Ttulo"/>
+        <w:pStyle w:val="Title"/>
         <w:jc w:val="right"/>
         <w:rPr>
           <w:sz w:val="28"/>
@@ -216,17 +212,29 @@
           <w:sz w:val="28"/>
           <w:lang w:val="es-ES"/>
         </w:rPr>
-        <w:t>Versión 0.2.1</w:t>
-      </w:r>
-    </w:p>
-    <w:p>
-      <w:pPr>
-        <w:pStyle w:val="Textoindependiente2"/>
+        <w:t>Versión 0.</w:t>
+      </w:r>
+      <w:r>
+        <w:rPr>
+          <w:sz w:val="28"/>
+          <w:lang w:val="es-ES"/>
+        </w:rPr>
+        <w:t>3</w:t>
+      </w:r>
+    </w:p>
+    <w:p>
+      <w:pPr>
+        <w:pStyle w:val="BodyText2"/>
         <w:rPr>
           <w:lang w:val="es-ES"/>
         </w:rPr>
         <w:sectPr>
-          <w:headerReference w:type="default" r:id="rId7"/>
+          <w:headerReference w:type="even" r:id="rId7"/>
+          <w:headerReference w:type="default" r:id="rId8"/>
+          <w:footerReference w:type="even" r:id="rId9"/>
+          <w:footerReference w:type="default" r:id="rId10"/>
+          <w:headerReference w:type="first" r:id="rId11"/>
+          <w:footerReference w:type="first" r:id="rId12"/>
           <w:endnotePr>
             <w:numFmt w:val="decimal"/>
           </w:endnotePr>
@@ -238,7 +246,7 @@
     </w:p>
     <w:p>
       <w:pPr>
-        <w:pStyle w:val="Ttulo"/>
+        <w:pStyle w:val="Title"/>
         <w:jc w:val="left"/>
         <w:rPr>
           <w:lang w:val="es-ES"/>
@@ -247,7 +255,7 @@
     </w:p>
     <w:p>
       <w:pPr>
-        <w:pStyle w:val="Ttulo"/>
+        <w:pStyle w:val="Title"/>
         <w:rPr>
           <w:lang w:val="es-ES"/>
         </w:rPr>
@@ -564,7 +572,7 @@
             </w:r>
             <w:r>
               <w:rPr>
-                <w:rStyle w:val="Textoennegrita"/>
+                <w:rStyle w:val="Strong"/>
                 <w:lang w:val="es-PE"/>
               </w:rPr>
               <w:t>error</w:t>
@@ -677,6 +685,176 @@
               </w:rPr>
               <w:t>Salas Chaparin, Andre</w:t>
             </w:r>
+            <w:r>
+              <w:rPr>
+                <w:lang w:val="es-PE"/>
+              </w:rPr>
+              <w:t xml:space="preserve"> Alonso</w:t>
+            </w:r>
+          </w:p>
+        </w:tc>
+      </w:tr>
+      <w:tr>
+        <w:tc>
+          <w:tcPr>
+            <w:tcW w:w="1668" w:type="dxa"/>
+          </w:tcPr>
+          <w:p>
+            <w:pPr>
+              <w:pStyle w:val="Tabletext"/>
+              <w:jc w:val="both"/>
+              <w:rPr>
+                <w:lang w:val="es-ES"/>
+              </w:rPr>
+            </w:pPr>
+            <w:r>
+              <w:rPr>
+                <w:lang w:val="es-ES"/>
+              </w:rPr>
+              <w:t>08/06/2025</w:t>
+            </w:r>
+          </w:p>
+        </w:tc>
+        <w:tc>
+          <w:tcPr>
+            <w:tcW w:w="1788" w:type="dxa"/>
+          </w:tcPr>
+          <w:p>
+            <w:pPr>
+              <w:pStyle w:val="Tabletext"/>
+              <w:jc w:val="both"/>
+              <w:rPr>
+                <w:lang w:val="es-ES"/>
+              </w:rPr>
+            </w:pPr>
+            <w:r>
+              <w:rPr>
+                <w:lang w:val="es-ES"/>
+              </w:rPr>
+              <w:t>Revisión versión 0.2</w:t>
+            </w:r>
+          </w:p>
+        </w:tc>
+        <w:tc>
+          <w:tcPr>
+            <w:tcW w:w="3744" w:type="dxa"/>
+          </w:tcPr>
+          <w:p>
+            <w:pPr>
+              <w:pStyle w:val="Tabletext"/>
+              <w:jc w:val="both"/>
+              <w:rPr>
+                <w:lang w:val="es-ES"/>
+              </w:rPr>
+            </w:pPr>
+            <w:r>
+              <w:rPr>
+                <w:lang w:val="es-ES"/>
+              </w:rPr>
+              <w:t xml:space="preserve">Observación de las postcondiciones y precondiciones </w:t>
+            </w:r>
+          </w:p>
+        </w:tc>
+        <w:tc>
+          <w:tcPr>
+            <w:tcW w:w="2304" w:type="dxa"/>
+          </w:tcPr>
+          <w:p>
+            <w:pPr>
+              <w:pStyle w:val="Tabletext"/>
+              <w:jc w:val="both"/>
+              <w:rPr>
+                <w:lang w:val="es-PE"/>
+              </w:rPr>
+            </w:pPr>
+            <w:r>
+              <w:rPr>
+                <w:lang w:val="es-PE"/>
+              </w:rPr>
+              <w:t>Gomez Nuñez, Abel Anderson</w:t>
+            </w:r>
+          </w:p>
+        </w:tc>
+      </w:tr>
+      <w:tr>
+        <w:tc>
+          <w:tcPr>
+            <w:tcW w:w="1668" w:type="dxa"/>
+          </w:tcPr>
+          <w:p>
+            <w:pPr>
+              <w:pStyle w:val="Tabletext"/>
+              <w:jc w:val="both"/>
+              <w:rPr>
+                <w:lang w:val="es-ES"/>
+              </w:rPr>
+            </w:pPr>
+            <w:r>
+              <w:rPr>
+                <w:lang w:val="es-ES"/>
+              </w:rPr>
+              <w:t>09/06/2025</w:t>
+            </w:r>
+          </w:p>
+        </w:tc>
+        <w:tc>
+          <w:tcPr>
+            <w:tcW w:w="1788" w:type="dxa"/>
+          </w:tcPr>
+          <w:p>
+            <w:pPr>
+              <w:pStyle w:val="Tabletext"/>
+              <w:jc w:val="both"/>
+              <w:rPr>
+                <w:lang w:val="es-ES"/>
+              </w:rPr>
+            </w:pPr>
+            <w:r>
+              <w:rPr>
+                <w:lang w:val="es-ES"/>
+              </w:rPr>
+              <w:t>0.3</w:t>
+            </w:r>
+          </w:p>
+        </w:tc>
+        <w:tc>
+          <w:tcPr>
+            <w:tcW w:w="3744" w:type="dxa"/>
+          </w:tcPr>
+          <w:p>
+            <w:pPr>
+              <w:pStyle w:val="Tabletext"/>
+              <w:jc w:val="both"/>
+              <w:rPr>
+                <w:lang w:val="es-ES"/>
+              </w:rPr>
+            </w:pPr>
+            <w:r>
+              <w:rPr>
+                <w:lang w:val="es-ES"/>
+              </w:rPr>
+              <w:t>Versión que corrige la versión 0.2</w:t>
+            </w:r>
+          </w:p>
+        </w:tc>
+        <w:tc>
+          <w:tcPr>
+            <w:tcW w:w="2304" w:type="dxa"/>
+          </w:tcPr>
+          <w:p>
+            <w:pPr>
+              <w:pStyle w:val="Tabletext"/>
+              <w:jc w:val="both"/>
+              <w:rPr>
+                <w:lang w:val="es-PE"/>
+              </w:rPr>
+            </w:pPr>
+            <w:r>
+              <w:rPr>
+                <w:lang w:val="es-PE"/>
+              </w:rPr>
+              <w:t>Salas Chaparin, Andre Alonso</w:t>
+            </w:r>
           </w:p>
         </w:tc>
       </w:tr>
@@ -690,7 +868,7 @@
     </w:p>
     <w:p>
       <w:pPr>
-        <w:pStyle w:val="Ttulo"/>
+        <w:pStyle w:val="Title"/>
         <w:rPr>
           <w:lang w:val="es-ES"/>
         </w:rPr>
@@ -711,7 +889,7 @@
     </w:p>
     <w:p>
       <w:pPr>
-        <w:pStyle w:val="TDC1"/>
+        <w:pStyle w:val="TOC1"/>
         <w:tabs>
           <w:tab w:val="left" w:pos="432"/>
         </w:tabs>
@@ -807,7 +985,7 @@
     </w:p>
     <w:p>
       <w:pPr>
-        <w:pStyle w:val="TDC2"/>
+        <w:pStyle w:val="TOC2"/>
         <w:tabs>
           <w:tab w:val="left" w:pos="1000"/>
         </w:tabs>
@@ -891,7 +1069,7 @@
     </w:p>
     <w:p>
       <w:pPr>
-        <w:pStyle w:val="TDC2"/>
+        <w:pStyle w:val="TOC2"/>
         <w:rPr>
           <w:rFonts w:asciiTheme="minorHAnsi" w:eastAsiaTheme="minorEastAsia" w:hAnsiTheme="minorHAnsi" w:cstheme="minorBidi"/>
           <w:noProof/>
@@ -912,6 +1090,7 @@
       <w:r>
         <w:rPr>
           <w:noProof/>
+          <w:lang w:val="es-PE"/>
         </w:rPr>
         <w:tab/>
       </w:r>
@@ -924,6 +1103,7 @@
       <w:r>
         <w:rPr>
           <w:noProof/>
+          <w:lang w:val="es-PE"/>
         </w:rPr>
         <w:instrText xml:space="preserve"> PAGEREF _Toc198028431 \h </w:instrText>
       </w:r>
@@ -941,6 +1121,7 @@
       <w:r>
         <w:rPr>
           <w:noProof/>
+          <w:lang w:val="es-PE"/>
         </w:rPr>
         <w:t>4</w:t>
       </w:r>
@@ -953,7 +1134,7 @@
     </w:p>
     <w:p>
       <w:pPr>
-        <w:pStyle w:val="TDC2"/>
+        <w:pStyle w:val="TOC2"/>
         <w:tabs>
           <w:tab w:val="left" w:pos="1000"/>
         </w:tabs>
@@ -996,6 +1177,7 @@
       <w:r>
         <w:rPr>
           <w:noProof/>
+          <w:lang w:val="es-PE"/>
         </w:rPr>
         <w:tab/>
       </w:r>
@@ -1008,6 +1190,7 @@
       <w:r>
         <w:rPr>
           <w:noProof/>
+          <w:lang w:val="es-PE"/>
         </w:rPr>
         <w:instrText xml:space="preserve"> PAGEREF _Toc198028432 \h </w:instrText>
       </w:r>
@@ -1025,6 +1208,7 @@
       <w:r>
         <w:rPr>
           <w:noProof/>
+          <w:lang w:val="es-PE"/>
         </w:rPr>
         <w:t>4</w:t>
       </w:r>
@@ -1037,7 +1221,7 @@
     </w:p>
     <w:p>
       <w:pPr>
-        <w:pStyle w:val="TDC1"/>
+        <w:pStyle w:val="TOC1"/>
         <w:rPr>
           <w:rFonts w:asciiTheme="minorHAnsi" w:eastAsiaTheme="minorEastAsia" w:hAnsiTheme="minorHAnsi" w:cstheme="minorBidi"/>
           <w:noProof/>
@@ -1058,6 +1242,7 @@
       <w:r>
         <w:rPr>
           <w:noProof/>
+          <w:lang w:val="es-PE"/>
         </w:rPr>
         <w:tab/>
       </w:r>
@@ -1070,6 +1255,7 @@
       <w:r>
         <w:rPr>
           <w:noProof/>
+          <w:lang w:val="es-PE"/>
         </w:rPr>
         <w:instrText xml:space="preserve"> PAGEREF _Toc198028433 \h </w:instrText>
       </w:r>
@@ -1087,6 +1273,7 @@
       <w:r>
         <w:rPr>
           <w:noProof/>
+          <w:lang w:val="es-PE"/>
         </w:rPr>
         <w:t>4</w:t>
       </w:r>
@@ -1099,7 +1286,7 @@
     </w:p>
     <w:p>
       <w:pPr>
-        <w:pStyle w:val="TDC1"/>
+        <w:pStyle w:val="TOC1"/>
         <w:tabs>
           <w:tab w:val="left" w:pos="432"/>
         </w:tabs>
@@ -1142,6 +1329,7 @@
       <w:r>
         <w:rPr>
           <w:noProof/>
+          <w:lang w:val="es-PE"/>
         </w:rPr>
         <w:tab/>
       </w:r>
@@ -1154,6 +1342,7 @@
       <w:r>
         <w:rPr>
           <w:noProof/>
+          <w:lang w:val="es-PE"/>
         </w:rPr>
         <w:instrText xml:space="preserve"> PAGEREF _Toc198028434 \h </w:instrText>
       </w:r>
@@ -1171,6 +1360,7 @@
       <w:r>
         <w:rPr>
           <w:noProof/>
+          <w:lang w:val="es-PE"/>
         </w:rPr>
         <w:t>4</w:t>
       </w:r>
@@ -1183,7 +1373,7 @@
     </w:p>
     <w:p>
       <w:pPr>
-        <w:pStyle w:val="TDC2"/>
+        <w:pStyle w:val="TOC2"/>
         <w:tabs>
           <w:tab w:val="left" w:pos="1000"/>
         </w:tabs>
@@ -1226,6 +1416,7 @@
       <w:r>
         <w:rPr>
           <w:noProof/>
+          <w:lang w:val="es-PE"/>
         </w:rPr>
         <w:tab/>
       </w:r>
@@ -1238,6 +1429,7 @@
       <w:r>
         <w:rPr>
           <w:noProof/>
+          <w:lang w:val="es-PE"/>
         </w:rPr>
         <w:instrText xml:space="preserve"> PAGEREF _Toc198028435 \h </w:instrText>
       </w:r>
@@ -1255,6 +1447,7 @@
       <w:r>
         <w:rPr>
           <w:noProof/>
+          <w:lang w:val="es-PE"/>
         </w:rPr>
         <w:t>4</w:t>
       </w:r>
@@ -1267,7 +1460,7 @@
     </w:p>
     <w:p>
       <w:pPr>
-        <w:pStyle w:val="TDC2"/>
+        <w:pStyle w:val="TOC2"/>
         <w:tabs>
           <w:tab w:val="left" w:pos="1000"/>
         </w:tabs>
@@ -1310,6 +1503,7 @@
       <w:r>
         <w:rPr>
           <w:noProof/>
+          <w:lang w:val="es-PE"/>
         </w:rPr>
         <w:tab/>
       </w:r>
@@ -1322,6 +1516,7 @@
       <w:r>
         <w:rPr>
           <w:noProof/>
+          <w:lang w:val="es-PE"/>
         </w:rPr>
         <w:instrText xml:space="preserve"> PAGEREF _Toc198028436 \h </w:instrText>
       </w:r>
@@ -1339,6 +1534,7 @@
       <w:r>
         <w:rPr>
           <w:noProof/>
+          <w:lang w:val="es-PE"/>
         </w:rPr>
         <w:t>4</w:t>
       </w:r>
@@ -1351,7 +1547,7 @@
     </w:p>
     <w:p>
       <w:pPr>
-        <w:pStyle w:val="TDC2"/>
+        <w:pStyle w:val="TOC2"/>
         <w:tabs>
           <w:tab w:val="left" w:pos="1000"/>
         </w:tabs>
@@ -1394,6 +1590,7 @@
       <w:r>
         <w:rPr>
           <w:noProof/>
+          <w:lang w:val="es-PE"/>
         </w:rPr>
         <w:tab/>
       </w:r>
@@ -1406,6 +1603,7 @@
       <w:r>
         <w:rPr>
           <w:noProof/>
+          <w:lang w:val="es-PE"/>
         </w:rPr>
         <w:instrText xml:space="preserve"> PAGEREF _Toc198028437 \h </w:instrText>
       </w:r>
@@ -1423,6 +1621,7 @@
       <w:r>
         <w:rPr>
           <w:noProof/>
+          <w:lang w:val="es-PE"/>
         </w:rPr>
         <w:t>6</w:t>
       </w:r>
@@ -1435,7 +1634,7 @@
     </w:p>
     <w:p>
       <w:pPr>
-        <w:pStyle w:val="TDC3"/>
+        <w:pStyle w:val="TOC3"/>
         <w:rPr>
           <w:rFonts w:asciiTheme="minorHAnsi" w:eastAsiaTheme="minorEastAsia" w:hAnsiTheme="minorHAnsi" w:cstheme="minorBidi"/>
           <w:noProof/>
@@ -1475,6 +1674,7 @@
       <w:r>
         <w:rPr>
           <w:noProof/>
+          <w:lang w:val="es-PE"/>
         </w:rPr>
         <w:tab/>
       </w:r>
@@ -1487,6 +1687,7 @@
       <w:r>
         <w:rPr>
           <w:noProof/>
+          <w:lang w:val="es-PE"/>
         </w:rPr>
         <w:instrText xml:space="preserve"> PAGEREF _Toc198028438 \h </w:instrText>
       </w:r>
@@ -1504,6 +1705,7 @@
       <w:r>
         <w:rPr>
           <w:noProof/>
+          <w:lang w:val="es-PE"/>
         </w:rPr>
         <w:t>6</w:t>
       </w:r>
@@ -1516,7 +1718,7 @@
     </w:p>
     <w:p>
       <w:pPr>
-        <w:pStyle w:val="TDC3"/>
+        <w:pStyle w:val="TOC3"/>
         <w:rPr>
           <w:rFonts w:asciiTheme="minorHAnsi" w:eastAsiaTheme="minorEastAsia" w:hAnsiTheme="minorHAnsi" w:cstheme="minorBidi"/>
           <w:noProof/>
@@ -1556,6 +1758,7 @@
       <w:r>
         <w:rPr>
           <w:noProof/>
+          <w:lang w:val="es-PE"/>
         </w:rPr>
         <w:tab/>
       </w:r>
@@ -1568,6 +1771,7 @@
       <w:r>
         <w:rPr>
           <w:noProof/>
+          <w:lang w:val="es-PE"/>
         </w:rPr>
         <w:instrText xml:space="preserve"> PAGEREF _Toc198028439 \h </w:instrText>
       </w:r>
@@ -1585,6 +1789,7 @@
       <w:r>
         <w:rPr>
           <w:noProof/>
+          <w:lang w:val="es-PE"/>
         </w:rPr>
         <w:t>6</w:t>
       </w:r>
@@ -1597,7 +1802,7 @@
     </w:p>
     <w:p>
       <w:pPr>
-        <w:pStyle w:val="TDC3"/>
+        <w:pStyle w:val="TOC3"/>
         <w:rPr>
           <w:rFonts w:asciiTheme="minorHAnsi" w:eastAsiaTheme="minorEastAsia" w:hAnsiTheme="minorHAnsi" w:cstheme="minorBidi"/>
           <w:noProof/>
@@ -1644,6 +1849,7 @@
       <w:r>
         <w:rPr>
           <w:noProof/>
+          <w:lang w:val="es-PE"/>
         </w:rPr>
         <w:tab/>
       </w:r>
@@ -1656,6 +1862,7 @@
       <w:r>
         <w:rPr>
           <w:noProof/>
+          <w:lang w:val="es-PE"/>
         </w:rPr>
         <w:instrText xml:space="preserve"> PAGEREF _Toc198028440 \h </w:instrText>
       </w:r>
@@ -1673,6 +1880,7 @@
       <w:r>
         <w:rPr>
           <w:noProof/>
+          <w:lang w:val="es-PE"/>
         </w:rPr>
         <w:t>6</w:t>
       </w:r>
@@ -1685,7 +1893,7 @@
     </w:p>
     <w:p>
       <w:pPr>
-        <w:pStyle w:val="TDC3"/>
+        <w:pStyle w:val="TOC3"/>
         <w:rPr>
           <w:rFonts w:asciiTheme="minorHAnsi" w:eastAsiaTheme="minorEastAsia" w:hAnsiTheme="minorHAnsi" w:cstheme="minorBidi"/>
           <w:noProof/>
@@ -1725,6 +1933,7 @@
       <w:r>
         <w:rPr>
           <w:noProof/>
+          <w:lang w:val="es-PE"/>
         </w:rPr>
         <w:tab/>
       </w:r>
@@ -1737,6 +1946,7 @@
       <w:r>
         <w:rPr>
           <w:noProof/>
+          <w:lang w:val="es-PE"/>
         </w:rPr>
         <w:instrText xml:space="preserve"> PAGEREF _Toc198028441 \h </w:instrText>
       </w:r>
@@ -1754,6 +1964,7 @@
       <w:r>
         <w:rPr>
           <w:noProof/>
+          <w:lang w:val="es-PE"/>
         </w:rPr>
         <w:t>7</w:t>
       </w:r>
@@ -1766,7 +1977,7 @@
     </w:p>
     <w:p>
       <w:pPr>
-        <w:pStyle w:val="TDC3"/>
+        <w:pStyle w:val="TOC3"/>
         <w:rPr>
           <w:rFonts w:asciiTheme="minorHAnsi" w:eastAsiaTheme="minorEastAsia" w:hAnsiTheme="minorHAnsi" w:cstheme="minorBidi"/>
           <w:noProof/>
@@ -1806,6 +2017,7 @@
       <w:r>
         <w:rPr>
           <w:noProof/>
+          <w:lang w:val="es-PE"/>
         </w:rPr>
         <w:tab/>
       </w:r>
@@ -1818,6 +2030,7 @@
       <w:r>
         <w:rPr>
           <w:noProof/>
+          <w:lang w:val="es-PE"/>
         </w:rPr>
         <w:instrText xml:space="preserve"> PAGEREF _Toc198028442 \h </w:instrText>
       </w:r>
@@ -1835,6 +2048,7 @@
       <w:r>
         <w:rPr>
           <w:noProof/>
+          <w:lang w:val="es-PE"/>
         </w:rPr>
         <w:t>7</w:t>
       </w:r>
@@ -1847,7 +2061,7 @@
     </w:p>
     <w:p>
       <w:pPr>
-        <w:pStyle w:val="TDC1"/>
+        <w:pStyle w:val="TOC1"/>
         <w:tabs>
           <w:tab w:val="left" w:pos="432"/>
         </w:tabs>
@@ -1890,6 +2104,7 @@
       <w:r>
         <w:rPr>
           <w:noProof/>
+          <w:lang w:val="es-PE"/>
         </w:rPr>
         <w:tab/>
       </w:r>
@@ -1902,6 +2117,7 @@
       <w:r>
         <w:rPr>
           <w:noProof/>
+          <w:lang w:val="es-PE"/>
         </w:rPr>
         <w:instrText xml:space="preserve"> PAGEREF _Toc198028443 \h </w:instrText>
       </w:r>
@@ -1919,6 +2135,7 @@
       <w:r>
         <w:rPr>
           <w:noProof/>
+          <w:lang w:val="es-PE"/>
         </w:rPr>
         <w:t>7</w:t>
       </w:r>
@@ -1931,7 +2148,7 @@
     </w:p>
     <w:p>
       <w:pPr>
-        <w:pStyle w:val="TDC2"/>
+        <w:pStyle w:val="TOC2"/>
         <w:tabs>
           <w:tab w:val="left" w:pos="1000"/>
         </w:tabs>
@@ -1976,6 +2193,7 @@
       <w:r>
         <w:rPr>
           <w:noProof/>
+          <w:lang w:val="es-PE"/>
         </w:rPr>
         <w:tab/>
       </w:r>
@@ -1988,6 +2206,7 @@
       <w:r>
         <w:rPr>
           <w:noProof/>
+          <w:lang w:val="es-PE"/>
         </w:rPr>
         <w:instrText xml:space="preserve"> PAGEREF _Toc198028444 \h </w:instrText>
       </w:r>
@@ -2005,6 +2224,7 @@
       <w:r>
         <w:rPr>
           <w:noProof/>
+          <w:lang w:val="es-PE"/>
         </w:rPr>
         <w:t>7</w:t>
       </w:r>
@@ -2017,7 +2237,7 @@
     </w:p>
     <w:p>
       <w:pPr>
-        <w:pStyle w:val="TDC1"/>
+        <w:pStyle w:val="TOC1"/>
         <w:tabs>
           <w:tab w:val="left" w:pos="432"/>
         </w:tabs>
@@ -2101,7 +2321,7 @@
     </w:p>
     <w:p>
       <w:pPr>
-        <w:pStyle w:val="Ttulo"/>
+        <w:pStyle w:val="Title"/>
         <w:spacing w:after="240" w:line="360" w:lineRule="auto"/>
         <w:ind w:right="-846"/>
         <w:jc w:val="left"/>
@@ -2115,7 +2335,7 @@
     </w:p>
     <w:p>
       <w:pPr>
-        <w:pStyle w:val="Ttulo1"/>
+        <w:pStyle w:val="Heading1"/>
         <w:spacing w:before="0" w:after="160" w:line="360" w:lineRule="auto"/>
         <w:rPr>
           <w:rFonts w:ascii="Times New Roman" w:hAnsi="Times New Roman"/>
@@ -2145,7 +2365,7 @@
     </w:p>
     <w:p>
       <w:pPr>
-        <w:pStyle w:val="Ttulo2"/>
+        <w:pStyle w:val="Heading2"/>
         <w:spacing w:before="0" w:after="160" w:line="360" w:lineRule="auto"/>
         <w:rPr>
           <w:rFonts w:ascii="Times New Roman" w:hAnsi="Times New Roman"/>
@@ -2170,7 +2390,7 @@
     </w:p>
     <w:p>
       <w:pPr>
-        <w:pStyle w:val="Ttulo2"/>
+        <w:pStyle w:val="Heading2"/>
         <w:numPr>
           <w:ilvl w:val="0"/>
           <w:numId w:val="0"/>
@@ -2199,7 +2419,7 @@
     </w:p>
     <w:p>
       <w:pPr>
-        <w:pStyle w:val="Ttulo2"/>
+        <w:pStyle w:val="Heading2"/>
         <w:spacing w:before="0" w:after="160" w:line="360" w:lineRule="auto"/>
         <w:rPr>
           <w:rFonts w:ascii="Times New Roman" w:hAnsi="Times New Roman"/>
@@ -2222,7 +2442,7 @@
     </w:p>
     <w:p>
       <w:pPr>
-        <w:pStyle w:val="Ttulo1"/>
+        <w:pStyle w:val="Heading1"/>
         <w:widowControl/>
         <w:numPr>
           <w:ilvl w:val="0"/>
@@ -2236,9 +2456,9 @@
           <w:lang w:val="es-ES"/>
         </w:rPr>
       </w:pPr>
-      <w:bookmarkStart w:id="6" w:name="_Toc425054505"/>
-      <w:bookmarkStart w:id="7" w:name="_Toc423410239"/>
-      <w:bookmarkStart w:id="8" w:name="_Toc198028433"/>
+      <w:bookmarkStart w:id="6" w:name="_Toc198028433"/>
+      <w:bookmarkStart w:id="7" w:name="_Toc425054505"/>
+      <w:bookmarkStart w:id="8" w:name="_Toc423410239"/>
       <w:r>
         <w:rPr>
           <w:rFonts w:ascii="Times New Roman" w:hAnsi="Times New Roman"/>
@@ -2248,11 +2468,11 @@
         </w:rPr>
         <w:t>Permitir al usuario administrador registrar de manera correcta un nuevo usuario en el sistema, garantizando la integridad de los datos ingresados y finalizando el caso de uso una vez que el usuario haya sido creado exitosamente.</w:t>
       </w:r>
-      <w:bookmarkEnd w:id="8"/>
-    </w:p>
-    <w:p>
-      <w:pPr>
-        <w:pStyle w:val="Ttulo1"/>
+      <w:bookmarkEnd w:id="6"/>
+    </w:p>
+    <w:p>
+      <w:pPr>
+        <w:pStyle w:val="Heading1"/>
         <w:widowControl/>
         <w:spacing w:before="0" w:after="160" w:line="360" w:lineRule="auto"/>
         <w:rPr>
@@ -2270,13 +2490,13 @@
         </w:rPr>
         <w:t>Flujo de Eventos</w:t>
       </w:r>
-      <w:bookmarkEnd w:id="6"/>
       <w:bookmarkEnd w:id="7"/>
+      <w:bookmarkEnd w:id="8"/>
       <w:bookmarkEnd w:id="9"/>
     </w:p>
     <w:p>
       <w:pPr>
-        <w:pStyle w:val="Ttulo2"/>
+        <w:pStyle w:val="Heading2"/>
         <w:widowControl/>
         <w:spacing w:before="0" w:after="160" w:line="360" w:lineRule="auto"/>
         <w:rPr>
@@ -2318,7 +2538,6 @@
         </w:rPr>
         <w:t>Estando como un usuario de tipo &lt;A</w:t>
       </w:r>
-      <w:proofErr w:type="spellStart"/>
       <w:r>
         <w:rPr>
           <w:sz w:val="24"/>
@@ -2327,7 +2546,6 @@
         </w:rPr>
         <w:t>dministrad</w:t>
       </w:r>
-      <w:proofErr w:type="spellEnd"/>
       <w:r>
         <w:rPr>
           <w:sz w:val="24"/>
@@ -2352,7 +2570,6 @@
         </w:rPr>
         <w:t xml:space="preserve">&gt; se da clic en el </w:t>
       </w:r>
-      <w:proofErr w:type="spellStart"/>
       <w:r>
         <w:rPr>
           <w:b/>
@@ -2373,7 +2590,6 @@
         </w:rPr>
         <w:t>Usuarios</w:t>
       </w:r>
-      <w:proofErr w:type="spellEnd"/>
       <w:r>
         <w:rPr>
           <w:b/>
@@ -2387,7 +2603,7 @@
     </w:p>
     <w:p>
       <w:pPr>
-        <w:pStyle w:val="Ttulo2"/>
+        <w:pStyle w:val="Heading2"/>
         <w:widowControl/>
         <w:spacing w:before="0" w:after="160" w:line="360" w:lineRule="auto"/>
         <w:rPr>
@@ -2449,7 +2665,6 @@
         </w:rPr>
         <w:t xml:space="preserve"> Cotejar el valor del </w:t>
       </w:r>
-      <w:proofErr w:type="spellStart"/>
       <w:r>
         <w:rPr>
           <w:b/>
@@ -2470,7 +2685,6 @@
         </w:rPr>
         <w:t>Usuarios</w:t>
       </w:r>
-      <w:proofErr w:type="spellEnd"/>
       <w:r>
         <w:rPr>
           <w:b/>
@@ -2501,7 +2715,6 @@
         </w:rPr>
         <w:t xml:space="preserve"> 1.1 Si el </w:t>
       </w:r>
-      <w:proofErr w:type="spellStart"/>
       <w:r>
         <w:rPr>
           <w:b/>
@@ -2522,7 +2735,6 @@
         </w:rPr>
         <w:t>Usuarios</w:t>
       </w:r>
-      <w:proofErr w:type="spellEnd"/>
       <w:r>
         <w:rPr>
           <w:sz w:val="24"/>
@@ -2777,7 +2989,6 @@
         </w:rPr>
         <w:t xml:space="preserve">.1 Dar clic en </w:t>
       </w:r>
-      <w:proofErr w:type="spellStart"/>
       <w:r>
         <w:rPr>
           <w:b/>
@@ -2788,7 +2999,6 @@
         </w:rPr>
         <w:t>btnVerDetalles</w:t>
       </w:r>
-      <w:proofErr w:type="spellEnd"/>
       <w:r>
         <w:rPr>
           <w:sz w:val="24"/>
@@ -2834,7 +3044,6 @@
         </w:rPr>
         <w:t xml:space="preserve">.2 Dar clic en </w:t>
       </w:r>
-      <w:proofErr w:type="spellStart"/>
       <w:r>
         <w:rPr>
           <w:b/>
@@ -2855,7 +3064,6 @@
         </w:rPr>
         <w:t>Usuario</w:t>
       </w:r>
-      <w:proofErr w:type="spellEnd"/>
       <w:r>
         <w:rPr>
           <w:sz w:val="24"/>
@@ -2892,7 +3100,6 @@
         </w:rPr>
         <w:t xml:space="preserve">Cotejar el valor del </w:t>
       </w:r>
-      <w:proofErr w:type="spellStart"/>
       <w:r>
         <w:rPr>
           <w:b/>
@@ -2913,7 +3120,6 @@
         </w:rPr>
         <w:t>Usuario</w:t>
       </w:r>
-      <w:proofErr w:type="spellEnd"/>
       <w:r>
         <w:rPr>
           <w:b/>
@@ -2960,7 +3166,6 @@
         </w:rPr>
         <w:t xml:space="preserve">.1 Si el </w:t>
       </w:r>
-      <w:proofErr w:type="spellStart"/>
       <w:r>
         <w:rPr>
           <w:b/>
@@ -2981,7 +3186,6 @@
         </w:rPr>
         <w:t>Usuario</w:t>
       </w:r>
-      <w:proofErr w:type="spellEnd"/>
       <w:r>
         <w:rPr>
           <w:sz w:val="24"/>
@@ -3018,23 +3222,13 @@
         </w:rPr>
         <w:t>M</w:t>
       </w:r>
-      <w:proofErr w:type="spellStart"/>
-      <w:r>
-        <w:rPr>
-          <w:sz w:val="24"/>
-          <w:szCs w:val="24"/>
-          <w:lang w:val="es-ES"/>
-        </w:rPr>
-        <w:t>ostrar</w:t>
-      </w:r>
-      <w:proofErr w:type="spellEnd"/>
-      <w:r>
-        <w:rPr>
-          <w:sz w:val="24"/>
-          <w:szCs w:val="24"/>
-          <w:lang w:val="es-ES"/>
-        </w:rPr>
-        <w:t xml:space="preserve"> la vista del formulario &lt;Registro de Nuevo </w:t>
+      <w:r>
+        <w:rPr>
+          <w:sz w:val="24"/>
+          <w:szCs w:val="24"/>
+          <w:lang w:val="es-ES"/>
+        </w:rPr>
+        <w:t xml:space="preserve">ostrar la vista del formulario &lt;Registro de Nuevo </w:t>
       </w:r>
       <w:r>
         <w:rPr>
@@ -3087,7 +3281,6 @@
           <w:lang w:val="es-ES"/>
         </w:rPr>
       </w:pPr>
-      <w:proofErr w:type="spellStart"/>
       <w:r>
         <w:rPr>
           <w:sz w:val="24"/>
@@ -3104,7 +3297,6 @@
         </w:rPr>
         <w:t>CorreoElectronico</w:t>
       </w:r>
-      <w:proofErr w:type="spellEnd"/>
     </w:p>
     <w:p>
       <w:pPr>
@@ -3120,7 +3312,6 @@
           <w:lang w:val="es-ES"/>
         </w:rPr>
       </w:pPr>
-      <w:proofErr w:type="spellStart"/>
       <w:r>
         <w:rPr>
           <w:sz w:val="24"/>
@@ -3137,7 +3328,6 @@
         </w:rPr>
         <w:t>tUsuario</w:t>
       </w:r>
-      <w:proofErr w:type="spellEnd"/>
     </w:p>
     <w:p>
       <w:pPr>
@@ -3153,7 +3343,6 @@
           <w:lang w:val="es-ES"/>
         </w:rPr>
       </w:pPr>
-      <w:proofErr w:type="spellStart"/>
       <w:r>
         <w:rPr>
           <w:sz w:val="24"/>
@@ -3170,7 +3359,6 @@
         </w:rPr>
         <w:t>Contraseña</w:t>
       </w:r>
-      <w:proofErr w:type="spellEnd"/>
     </w:p>
     <w:p>
       <w:pPr>
@@ -3186,7 +3374,6 @@
           <w:lang w:val="es-ES"/>
         </w:rPr>
       </w:pPr>
-      <w:proofErr w:type="spellStart"/>
       <w:r>
         <w:rPr>
           <w:sz w:val="24"/>
@@ -3195,7 +3382,6 @@
         </w:rPr>
         <w:t>SelectRol</w:t>
       </w:r>
-      <w:proofErr w:type="spellEnd"/>
     </w:p>
     <w:p>
       <w:pPr>
@@ -3240,7 +3426,6 @@
         </w:rPr>
         <w:t xml:space="preserve">Si el usuario da clic al </w:t>
       </w:r>
-      <w:proofErr w:type="spellStart"/>
       <w:r>
         <w:rPr>
           <w:b/>
@@ -3261,7 +3446,6 @@
         </w:rPr>
         <w:t>lver</w:t>
       </w:r>
-      <w:proofErr w:type="spellEnd"/>
       <w:r>
         <w:rPr>
           <w:sz w:val="24"/>
@@ -3300,7 +3484,6 @@
         </w:rPr>
         <w:t xml:space="preserve">El usuario llena los campos y da clic en </w:t>
       </w:r>
-      <w:proofErr w:type="spellStart"/>
       <w:r>
         <w:rPr>
           <w:b/>
@@ -3311,7 +3494,6 @@
         </w:rPr>
         <w:t>btnGuardar</w:t>
       </w:r>
-      <w:proofErr w:type="spellEnd"/>
       <w:r>
         <w:rPr>
           <w:sz w:val="24"/>
@@ -3348,7 +3530,6 @@
         </w:rPr>
         <w:t xml:space="preserve">Cotejar el valor del </w:t>
       </w:r>
-      <w:proofErr w:type="spellStart"/>
       <w:r>
         <w:rPr>
           <w:b/>
@@ -3357,18 +3538,7 @@
           <w:szCs w:val="24"/>
           <w:lang w:val="es-ES"/>
         </w:rPr>
-        <w:t>btnGuardar</w:t>
-      </w:r>
-      <w:proofErr w:type="spellEnd"/>
-      <w:r>
-        <w:rPr>
-          <w:b/>
-          <w:bCs/>
-          <w:sz w:val="24"/>
-          <w:szCs w:val="24"/>
-          <w:lang w:val="es-ES"/>
-        </w:rPr>
-        <w:t>.</w:t>
+        <w:t>btnGuardar.</w:t>
       </w:r>
     </w:p>
     <w:p>
@@ -3390,7 +3560,6 @@
         </w:rPr>
         <w:t xml:space="preserve"> 8.1 Si el </w:t>
       </w:r>
-      <w:proofErr w:type="spellStart"/>
       <w:r>
         <w:rPr>
           <w:b/>
@@ -3401,7 +3570,6 @@
         </w:rPr>
         <w:t>btnGuardar</w:t>
       </w:r>
-      <w:proofErr w:type="spellEnd"/>
       <w:r>
         <w:rPr>
           <w:sz w:val="24"/>
@@ -3587,7 +3755,7 @@
     </w:p>
     <w:p>
       <w:pPr>
-        <w:pStyle w:val="Ttulo2"/>
+        <w:pStyle w:val="Heading2"/>
         <w:widowControl/>
         <w:spacing w:before="0" w:after="160" w:line="360" w:lineRule="auto"/>
         <w:rPr>
@@ -3614,7 +3782,7 @@
     </w:p>
     <w:p>
       <w:pPr>
-        <w:pStyle w:val="Ttulo3"/>
+        <w:pStyle w:val="Heading3"/>
         <w:spacing w:before="0" w:after="160" w:line="360" w:lineRule="auto"/>
         <w:rPr>
           <w:rFonts w:ascii="Times New Roman" w:hAnsi="Times New Roman"/>
@@ -3631,24 +3799,55 @@
           <w:szCs w:val="24"/>
           <w:lang w:val="es-ES"/>
         </w:rPr>
-        <w:t xml:space="preserve">Mostrar Mensaje de Modal de </w:t>
-      </w:r>
-      <w:proofErr w:type="spellStart"/>
-      <w:r>
+        <w:t>Mostrar Mensaje de Modal de Adventencia</w:t>
+      </w:r>
+      <w:bookmarkEnd w:id="17"/>
+    </w:p>
+    <w:p>
+      <w:pPr>
+        <w:pStyle w:val="BodyText"/>
+        <w:spacing w:after="160" w:line="360" w:lineRule="auto"/>
+        <w:rPr>
+          <w:sz w:val="24"/>
+          <w:szCs w:val="24"/>
+          <w:lang w:val="es-ES"/>
+        </w:rPr>
+      </w:pPr>
+      <w:r>
+        <w:rPr>
+          <w:sz w:val="24"/>
+          <w:szCs w:val="24"/>
+          <w:lang w:val="es-ES"/>
+        </w:rPr>
+        <w:t>Mostrar modal &lt;Mensaje del sistema&gt;: Acceso Denegado, el UC termina o se reinicia (ir al flujo básico 1).</w:t>
+      </w:r>
+    </w:p>
+    <w:p>
+      <w:pPr>
+        <w:pStyle w:val="Heading3"/>
+        <w:spacing w:before="0" w:after="160" w:line="360" w:lineRule="auto"/>
         <w:rPr>
           <w:rFonts w:ascii="Times New Roman" w:hAnsi="Times New Roman"/>
           <w:sz w:val="24"/>
           <w:szCs w:val="24"/>
           <w:lang w:val="es-ES"/>
         </w:rPr>
-        <w:t>Adventencia</w:t>
-      </w:r>
-      <w:bookmarkEnd w:id="17"/>
-      <w:proofErr w:type="spellEnd"/>
-    </w:p>
-    <w:p>
-      <w:pPr>
-        <w:pStyle w:val="Textoindependiente"/>
+      </w:pPr>
+      <w:bookmarkStart w:id="18" w:name="_Toc198028439"/>
+      <w:r>
+        <w:rPr>
+          <w:rFonts w:ascii="Times New Roman" w:hAnsi="Times New Roman"/>
+          <w:sz w:val="24"/>
+          <w:szCs w:val="24"/>
+          <w:lang w:val="es-ES"/>
+        </w:rPr>
+        <w:t>Mostrar Mensaje de Modal de Error en la BD</w:t>
+      </w:r>
+      <w:bookmarkEnd w:id="18"/>
+    </w:p>
+    <w:p>
+      <w:pPr>
+        <w:pStyle w:val="BodyText"/>
         <w:spacing w:after="160" w:line="360" w:lineRule="auto"/>
         <w:rPr>
           <w:sz w:val="24"/>
@@ -3662,54 +3861,12 @@
           <w:szCs w:val="24"/>
           <w:lang w:val="es-ES"/>
         </w:rPr>
-        <w:t>Mostrar modal &lt;Mensaje del sistema&gt;: Acceso Denegado, el UC termina o se reinicia (ir al flujo básico 1).</w:t>
-      </w:r>
-    </w:p>
-    <w:p>
-      <w:pPr>
-        <w:pStyle w:val="Ttulo3"/>
-        <w:spacing w:before="0" w:after="160" w:line="360" w:lineRule="auto"/>
-        <w:rPr>
-          <w:rFonts w:ascii="Times New Roman" w:hAnsi="Times New Roman"/>
-          <w:sz w:val="24"/>
-          <w:szCs w:val="24"/>
-          <w:lang w:val="es-ES"/>
-        </w:rPr>
-      </w:pPr>
-      <w:bookmarkStart w:id="18" w:name="_Toc198028439"/>
-      <w:r>
-        <w:rPr>
-          <w:rFonts w:ascii="Times New Roman" w:hAnsi="Times New Roman"/>
-          <w:sz w:val="24"/>
-          <w:szCs w:val="24"/>
-          <w:lang w:val="es-ES"/>
-        </w:rPr>
-        <w:t>Mostrar Mensaje de Modal de Error en la BD</w:t>
-      </w:r>
-      <w:bookmarkEnd w:id="18"/>
-    </w:p>
-    <w:p>
-      <w:pPr>
-        <w:pStyle w:val="Textoindependiente"/>
-        <w:spacing w:after="160" w:line="360" w:lineRule="auto"/>
-        <w:rPr>
-          <w:sz w:val="24"/>
-          <w:szCs w:val="24"/>
-          <w:lang w:val="es-ES"/>
-        </w:rPr>
-      </w:pPr>
-      <w:r>
-        <w:rPr>
-          <w:sz w:val="24"/>
-          <w:szCs w:val="24"/>
-          <w:lang w:val="es-ES"/>
-        </w:rPr>
         <w:t>Mostrar modal &lt;Mensaje del sistema&gt;: Error en la BD, el UC termina o se reinicia (ir al flujo básico 1).</w:t>
       </w:r>
     </w:p>
     <w:p>
       <w:pPr>
-        <w:pStyle w:val="Ttulo3"/>
+        <w:pStyle w:val="Heading3"/>
         <w:spacing w:before="0" w:after="160" w:line="360" w:lineRule="auto"/>
         <w:rPr>
           <w:rFonts w:ascii="Times New Roman" w:hAnsi="Times New Roman"/>
@@ -3762,7 +3919,6 @@
         </w:rPr>
         <w:t xml:space="preserve">Si el usuario da clic en </w:t>
       </w:r>
-      <w:proofErr w:type="spellStart"/>
       <w:r>
         <w:rPr>
           <w:b/>
@@ -3773,7 +3929,6 @@
         </w:rPr>
         <w:t>btnVerDetalles</w:t>
       </w:r>
-      <w:proofErr w:type="spellEnd"/>
       <w:r>
         <w:rPr>
           <w:sz w:val="24"/>
@@ -3822,7 +3977,6 @@
         <w:tab/>
         <w:t xml:space="preserve">1.1 Cotejar el valor del </w:t>
       </w:r>
-      <w:proofErr w:type="spellStart"/>
       <w:r>
         <w:rPr>
           <w:b/>
@@ -3831,18 +3985,7 @@
           <w:szCs w:val="24"/>
           <w:lang w:val="es-ES"/>
         </w:rPr>
-        <w:t>btnVerDetalles</w:t>
-      </w:r>
-      <w:proofErr w:type="spellEnd"/>
-      <w:r>
-        <w:rPr>
-          <w:b/>
-          <w:bCs/>
-          <w:sz w:val="24"/>
-          <w:szCs w:val="24"/>
-          <w:lang w:val="es-ES"/>
-        </w:rPr>
-        <w:t>.</w:t>
+        <w:t>btnVerDetalles.</w:t>
       </w:r>
     </w:p>
     <w:p>
@@ -3864,7 +4007,6 @@
         </w:rPr>
         <w:t xml:space="preserve">1.1.1 Si el </w:t>
       </w:r>
-      <w:proofErr w:type="spellStart"/>
       <w:r>
         <w:rPr>
           <w:b/>
@@ -3875,7 +4017,6 @@
         </w:rPr>
         <w:t>btnVerDetalles</w:t>
       </w:r>
-      <w:proofErr w:type="spellEnd"/>
       <w:r>
         <w:rPr>
           <w:sz w:val="24"/>
@@ -3991,7 +4132,6 @@
           <w:lang w:val="es-ES"/>
         </w:rPr>
       </w:pPr>
-      <w:proofErr w:type="spellStart"/>
       <w:r>
         <w:rPr>
           <w:sz w:val="24"/>
@@ -4000,7 +4140,6 @@
         </w:rPr>
         <w:t>TxtCorreoElectronico</w:t>
       </w:r>
-      <w:proofErr w:type="spellEnd"/>
     </w:p>
     <w:p>
       <w:pPr>
@@ -4016,7 +4155,6 @@
           <w:lang w:val="es-ES"/>
         </w:rPr>
       </w:pPr>
-      <w:proofErr w:type="spellStart"/>
       <w:r>
         <w:rPr>
           <w:sz w:val="24"/>
@@ -4025,7 +4163,6 @@
         </w:rPr>
         <w:t>TxtUsuario</w:t>
       </w:r>
-      <w:proofErr w:type="spellEnd"/>
     </w:p>
     <w:p>
       <w:pPr>
@@ -4041,7 +4178,6 @@
           <w:lang w:val="es-ES"/>
         </w:rPr>
       </w:pPr>
-      <w:proofErr w:type="spellStart"/>
       <w:r>
         <w:rPr>
           <w:sz w:val="24"/>
@@ -4050,7 +4186,6 @@
         </w:rPr>
         <w:t>TxtContraseña</w:t>
       </w:r>
-      <w:proofErr w:type="spellEnd"/>
     </w:p>
     <w:p>
       <w:pPr>
@@ -4066,7 +4201,6 @@
           <w:lang w:val="es-ES"/>
         </w:rPr>
       </w:pPr>
-      <w:proofErr w:type="spellStart"/>
       <w:r>
         <w:rPr>
           <w:sz w:val="24"/>
@@ -4075,7 +4209,6 @@
         </w:rPr>
         <w:t>Select_Rol</w:t>
       </w:r>
-      <w:proofErr w:type="spellEnd"/>
     </w:p>
     <w:p>
       <w:pPr>
@@ -4091,28 +4224,18 @@
           <w:lang w:val="es-ES"/>
         </w:rPr>
       </w:pPr>
-      <w:proofErr w:type="spellStart"/>
-      <w:r>
-        <w:rPr>
-          <w:sz w:val="24"/>
-          <w:szCs w:val="24"/>
-          <w:lang w:val="es-ES"/>
-        </w:rPr>
-        <w:t>Select_Estado</w:t>
-      </w:r>
-      <w:proofErr w:type="spellEnd"/>
-      <w:r>
-        <w:rPr>
-          <w:sz w:val="24"/>
-          <w:szCs w:val="24"/>
-          <w:lang w:val="es-ES"/>
-        </w:rPr>
-        <w:t xml:space="preserve"> (por defecto Activo)</w:t>
-      </w:r>
-    </w:p>
-    <w:p>
-      <w:pPr>
-        <w:pStyle w:val="Textoindependiente"/>
+      <w:r>
+        <w:rPr>
+          <w:sz w:val="24"/>
+          <w:szCs w:val="24"/>
+          <w:lang w:val="es-ES"/>
+        </w:rPr>
+        <w:t>Select_Estado (por defecto Activo)</w:t>
+      </w:r>
+    </w:p>
+    <w:p>
+      <w:pPr>
+        <w:pStyle w:val="BodyText"/>
         <w:spacing w:after="160" w:line="360" w:lineRule="auto"/>
         <w:rPr>
           <w:sz w:val="24"/>
@@ -4129,7 +4252,6 @@
         <w:tab/>
         <w:t xml:space="preserve">2.1 Si el usuario da clic en </w:t>
       </w:r>
-      <w:proofErr w:type="spellStart"/>
       <w:r>
         <w:rPr>
           <w:b/>
@@ -4140,7 +4262,6 @@
         </w:rPr>
         <w:t>btnVolver</w:t>
       </w:r>
-      <w:proofErr w:type="spellEnd"/>
       <w:r>
         <w:rPr>
           <w:sz w:val="24"/>
@@ -4152,7 +4273,7 @@
     </w:p>
     <w:p>
       <w:pPr>
-        <w:pStyle w:val="Textoindependiente"/>
+        <w:pStyle w:val="BodyText"/>
         <w:spacing w:after="160" w:line="360" w:lineRule="auto"/>
         <w:rPr>
           <w:sz w:val="24"/>
@@ -4184,7 +4305,6 @@
         </w:rPr>
         <w:t xml:space="preserve">da clic en </w:t>
       </w:r>
-      <w:proofErr w:type="spellStart"/>
       <w:r>
         <w:rPr>
           <w:b/>
@@ -4195,7 +4315,6 @@
         </w:rPr>
         <w:t>btnE</w:t>
       </w:r>
-      <w:proofErr w:type="spellEnd"/>
       <w:r>
         <w:rPr>
           <w:b/>
@@ -4227,7 +4346,7 @@
     </w:p>
     <w:p>
       <w:pPr>
-        <w:pStyle w:val="Textoindependiente"/>
+        <w:pStyle w:val="BodyText"/>
         <w:spacing w:after="160" w:line="360" w:lineRule="auto"/>
         <w:ind w:firstLine="720"/>
         <w:rPr>
@@ -4260,7 +4379,6 @@
         </w:rPr>
         <w:t xml:space="preserve">Cotejar el valor del </w:t>
       </w:r>
-      <w:proofErr w:type="spellStart"/>
       <w:r>
         <w:rPr>
           <w:b/>
@@ -4271,7 +4389,6 @@
         </w:rPr>
         <w:t>btnE</w:t>
       </w:r>
-      <w:proofErr w:type="spellEnd"/>
       <w:r>
         <w:rPr>
           <w:b/>
@@ -4303,7 +4420,7 @@
     </w:p>
     <w:p>
       <w:pPr>
-        <w:pStyle w:val="Textoindependiente"/>
+        <w:pStyle w:val="BodyText"/>
         <w:spacing w:after="160" w:line="360" w:lineRule="auto"/>
         <w:ind w:left="1440" w:firstLine="720"/>
         <w:rPr>
@@ -4320,7 +4437,6 @@
         </w:rPr>
         <w:t xml:space="preserve">3.1.1 Si el </w:t>
       </w:r>
-      <w:proofErr w:type="spellStart"/>
       <w:r>
         <w:rPr>
           <w:b/>
@@ -4331,7 +4447,6 @@
         </w:rPr>
         <w:t>btnE</w:t>
       </w:r>
-      <w:proofErr w:type="spellEnd"/>
       <w:r>
         <w:rPr>
           <w:b/>
@@ -4363,7 +4478,7 @@
     </w:p>
     <w:p>
       <w:pPr>
-        <w:pStyle w:val="Textoindependiente"/>
+        <w:pStyle w:val="BodyText"/>
         <w:spacing w:after="160" w:line="360" w:lineRule="auto"/>
         <w:rPr>
           <w:sz w:val="24"/>
@@ -4397,7 +4512,7 @@
     </w:p>
     <w:p>
       <w:pPr>
-        <w:pStyle w:val="Textoindependiente"/>
+        <w:pStyle w:val="BodyText"/>
         <w:spacing w:after="160" w:line="360" w:lineRule="auto"/>
         <w:ind w:firstLine="720"/>
         <w:rPr>
@@ -4425,7 +4540,7 @@
     </w:p>
     <w:p>
       <w:pPr>
-        <w:pStyle w:val="Textoindependiente"/>
+        <w:pStyle w:val="BodyText"/>
         <w:spacing w:after="160" w:line="360" w:lineRule="auto"/>
         <w:ind w:left="0" w:firstLine="720"/>
         <w:rPr>
@@ -4501,7 +4616,7 @@
     </w:p>
     <w:p>
       <w:pPr>
-        <w:pStyle w:val="Textoindependiente"/>
+        <w:pStyle w:val="BodyText"/>
         <w:spacing w:after="160" w:line="360" w:lineRule="auto"/>
         <w:rPr>
           <w:sz w:val="24"/>
@@ -4552,7 +4667,7 @@
     </w:p>
     <w:p>
       <w:pPr>
-        <w:pStyle w:val="Ttulo3"/>
+        <w:pStyle w:val="Heading3"/>
         <w:spacing w:before="0" w:after="160" w:line="360" w:lineRule="auto"/>
         <w:rPr>
           <w:rFonts w:ascii="Times New Roman" w:hAnsi="Times New Roman"/>
@@ -4575,7 +4690,7 @@
     </w:p>
     <w:p>
       <w:pPr>
-        <w:pStyle w:val="Textoindependiente"/>
+        <w:pStyle w:val="BodyText"/>
         <w:spacing w:after="160" w:line="360" w:lineRule="auto"/>
         <w:rPr>
           <w:sz w:val="24"/>
@@ -4602,7 +4717,7 @@
     </w:p>
     <w:p>
       <w:pPr>
-        <w:pStyle w:val="Ttulo3"/>
+        <w:pStyle w:val="Heading3"/>
         <w:spacing w:before="0" w:after="160" w:line="360" w:lineRule="auto"/>
         <w:rPr>
           <w:rFonts w:ascii="Times New Roman" w:hAnsi="Times New Roman"/>
@@ -4625,7 +4740,7 @@
     </w:p>
     <w:p>
       <w:pPr>
-        <w:pStyle w:val="Textoindependiente"/>
+        <w:pStyle w:val="BodyText"/>
         <w:spacing w:after="160" w:line="360" w:lineRule="auto"/>
         <w:rPr>
           <w:sz w:val="24"/>
@@ -4644,7 +4759,7 @@
     </w:p>
     <w:p>
       <w:pPr>
-        <w:pStyle w:val="Textoindependiente"/>
+        <w:pStyle w:val="BodyText"/>
         <w:spacing w:after="160" w:line="360" w:lineRule="auto"/>
         <w:rPr>
           <w:sz w:val="24"/>
@@ -4663,7 +4778,7 @@
     </w:p>
     <w:p>
       <w:pPr>
-        <w:pStyle w:val="Ttulo1"/>
+        <w:pStyle w:val="Heading1"/>
         <w:widowControl/>
         <w:spacing w:before="0" w:after="160" w:line="360" w:lineRule="auto"/>
         <w:rPr>
@@ -4689,7 +4804,7 @@
     </w:p>
     <w:p>
       <w:pPr>
-        <w:pStyle w:val="Ttulo2"/>
+        <w:pStyle w:val="Heading2"/>
         <w:numPr>
           <w:ilvl w:val="1"/>
           <w:numId w:val="5"/>
@@ -4778,7 +4893,7 @@
     </w:p>
     <w:p>
       <w:pPr>
-        <w:pStyle w:val="Ttulo1"/>
+        <w:pStyle w:val="Heading1"/>
         <w:widowControl/>
         <w:spacing w:before="0" w:after="160" w:line="360" w:lineRule="auto"/>
         <w:rPr>
@@ -4869,15 +4984,15 @@
     </w:p>
     <w:p>
       <w:pPr>
-        <w:pStyle w:val="Textoindependiente"/>
+        <w:pStyle w:val="BodyText"/>
         <w:ind w:left="0"/>
         <w:jc w:val="both"/>
         <w:rPr>
           <w:lang w:val="es-ES"/>
         </w:rPr>
         <w:sectPr>
-          <w:headerReference w:type="default" r:id="rId8"/>
-          <w:footerReference w:type="default" r:id="rId9"/>
+          <w:headerReference w:type="default" r:id="rId13"/>
+          <w:footerReference w:type="default" r:id="rId14"/>
           <w:endnotePr>
             <w:numFmt w:val="decimal"/>
           </w:endnotePr>
@@ -4889,7 +5004,7 @@
     </w:p>
     <w:p>
       <w:pPr>
-        <w:pStyle w:val="Textoindependiente"/>
+        <w:pStyle w:val="BodyText"/>
         <w:ind w:left="0"/>
         <w:jc w:val="both"/>
         <w:rPr>
@@ -4899,7 +5014,7 @@
     </w:p>
     <w:p>
       <w:pPr>
-        <w:pStyle w:val="Textoindependiente"/>
+        <w:pStyle w:val="BodyText"/>
         <w:ind w:left="0"/>
         <w:jc w:val="both"/>
         <w:rPr>
@@ -4909,7 +5024,7 @@
     </w:p>
     <w:p>
       <w:pPr>
-        <w:pStyle w:val="Textoindependiente"/>
+        <w:pStyle w:val="BodyText"/>
         <w:ind w:left="0"/>
         <w:jc w:val="both"/>
         <w:rPr>
@@ -4919,7 +5034,7 @@
     </w:p>
     <w:p>
       <w:pPr>
-        <w:pStyle w:val="Textoindependiente"/>
+        <w:pStyle w:val="BodyText"/>
         <w:ind w:left="0"/>
         <w:jc w:val="both"/>
         <w:rPr>
@@ -4929,7 +5044,7 @@
     </w:p>
     <w:p>
       <w:pPr>
-        <w:pStyle w:val="Textoindependiente"/>
+        <w:pStyle w:val="BodyText"/>
         <w:ind w:left="0"/>
         <w:jc w:val="both"/>
         <w:rPr>
@@ -4939,7 +5054,7 @@
     </w:p>
     <w:p>
       <w:pPr>
-        <w:pStyle w:val="Textoindependiente"/>
+        <w:pStyle w:val="BodyText"/>
         <w:ind w:left="0"/>
         <w:jc w:val="both"/>
         <w:rPr>
@@ -4967,7 +5082,7 @@
                     <pic:cNvPicPr/>
                   </pic:nvPicPr>
                   <pic:blipFill>
-                    <a:blip r:embed="rId10"/>
+                    <a:blip r:embed="rId15"/>
                     <a:stretch>
                       <a:fillRect/>
                     </a:stretch>
@@ -4990,7 +5105,7 @@
     </w:p>
     <w:p>
       <w:pPr>
-        <w:pStyle w:val="Textoindependiente"/>
+        <w:pStyle w:val="BodyText"/>
         <w:ind w:left="0"/>
         <w:jc w:val="both"/>
         <w:rPr>
@@ -5000,7 +5115,7 @@
     </w:p>
     <w:p>
       <w:pPr>
-        <w:pStyle w:val="Textoindependiente"/>
+        <w:pStyle w:val="BodyText"/>
         <w:ind w:left="0"/>
         <w:jc w:val="both"/>
         <w:rPr>
@@ -5010,7 +5125,7 @@
     </w:p>
     <w:p>
       <w:pPr>
-        <w:pStyle w:val="Textoindependiente"/>
+        <w:pStyle w:val="BodyText"/>
         <w:ind w:left="0"/>
         <w:jc w:val="both"/>
         <w:rPr>
@@ -5056,6 +5171,36 @@
 </file>
 
 <file path=word/footer1.xml><?xml version="1.0" encoding="utf-8"?>
+<w:ftr xmlns:wpc="http://schemas.microsoft.com/office/word/2010/wordprocessingCanvas" xmlns:cx="http://schemas.microsoft.com/office/drawing/2014/chartex" xmlns:cx1="http://schemas.microsoft.com/office/drawing/2015/9/8/chartex" xmlns:cx2="http://schemas.microsoft.com/office/drawing/2015/10/21/chartex" xmlns:cx3="http://schemas.microsoft.com/office/drawing/2016/5/9/chartex" xmlns:cx4="http://schemas.microsoft.com/office/drawing/2016/5/10/chartex" xmlns:cx5="http://schemas.microsoft.com/office/drawing/2016/5/11/chartex" xmlns:cx6="http://schemas.microsoft.com/office/drawing/2016/5/12/chartex" xmlns:cx7="http://schemas.microsoft.com/office/drawing/2016/5/13/chartex" xmlns:cx8="http://schemas.microsoft.com/office/drawing/2016/5/14/chartex" xmlns:mc="http://schemas.openxmlformats.org/markup-compatibility/2006" xmlns:aink="http://schemas.microsoft.com/office/drawing/2016/ink" xmlns:am3d="http://schemas.microsoft.com/office/drawing/2017/model3d" xmlns:o="urn:schemas-microsoft-com:office:office" xmlns:oel="http://schemas.microsoft.com/office/2019/extlst" xmlns:r="http://schemas.openxmlformats.org/officeDocument/2006/relationships" xmlns:m="http://schemas.openxmlformats.org/officeDocument/2006/math" xmlns:v="urn:schemas-microsoft-com:vml" xmlns:wp14="http://schemas.microsoft.com/office/word/2010/wordprocessingDrawing" xmlns:wp="http://schemas.openxmlformats.org/drawingml/2006/wordprocessingDrawing" xmlns:w10="urn:schemas-microsoft-com:office:word" xmlns:w="http://schemas.openxmlformats.org/wordprocessingml/2006/main" xmlns:w14="http://schemas.microsoft.com/office/word/2010/wordml" xmlns:w15="http://schemas.microsoft.com/office/word/2012/wordml" xmlns:w16cex="http://schemas.microsoft.com/office/word/2018/wordml/cex" xmlns:w16cid="http://schemas.microsoft.com/office/word/2016/wordml/cid" xmlns:w16="http://schemas.microsoft.com/office/word/2018/wordml" xmlns:w16du="http://schemas.microsoft.com/office/word/2023/wordml/word16du" xmlns:w16sdtdh="http://schemas.microsoft.com/office/word/2020/wordml/sdtdatahash" xmlns:w16sdtfl="http://schemas.microsoft.com/office/word/2024/wordml/sdtformatlock" xmlns:w16se="http://schemas.microsoft.com/office/word/2015/wordml/symex" xmlns:wpg="http://schemas.microsoft.com/office/word/2010/wordprocessingGroup" xmlns:wpi="http://schemas.microsoft.com/office/word/2010/wordprocessingInk" xmlns:wne="http://schemas.microsoft.com/office/word/2006/wordml" xmlns:wps="http://schemas.microsoft.com/office/word/2010/wordprocessingShape" mc:Ignorable="w14 w15 w16se w16cid w16 w16cex w16sdtdh w16sdtfl w16du wp14">
+  <w:p>
+    <w:pPr>
+      <w:pStyle w:val="Footer"/>
+    </w:pPr>
+  </w:p>
+</w:ftr>
+</file>
+
+<file path=word/footer2.xml><?xml version="1.0" encoding="utf-8"?>
+<w:ftr xmlns:wpc="http://schemas.microsoft.com/office/word/2010/wordprocessingCanvas" xmlns:cx="http://schemas.microsoft.com/office/drawing/2014/chartex" xmlns:cx1="http://schemas.microsoft.com/office/drawing/2015/9/8/chartex" xmlns:cx2="http://schemas.microsoft.com/office/drawing/2015/10/21/chartex" xmlns:cx3="http://schemas.microsoft.com/office/drawing/2016/5/9/chartex" xmlns:cx4="http://schemas.microsoft.com/office/drawing/2016/5/10/chartex" xmlns:cx5="http://schemas.microsoft.com/office/drawing/2016/5/11/chartex" xmlns:cx6="http://schemas.microsoft.com/office/drawing/2016/5/12/chartex" xmlns:cx7="http://schemas.microsoft.com/office/drawing/2016/5/13/chartex" xmlns:cx8="http://schemas.microsoft.com/office/drawing/2016/5/14/chartex" xmlns:mc="http://schemas.openxmlformats.org/markup-compatibility/2006" xmlns:aink="http://schemas.microsoft.com/office/drawing/2016/ink" xmlns:am3d="http://schemas.microsoft.com/office/drawing/2017/model3d" xmlns:o="urn:schemas-microsoft-com:office:office" xmlns:oel="http://schemas.microsoft.com/office/2019/extlst" xmlns:r="http://schemas.openxmlformats.org/officeDocument/2006/relationships" xmlns:m="http://schemas.openxmlformats.org/officeDocument/2006/math" xmlns:v="urn:schemas-microsoft-com:vml" xmlns:wp14="http://schemas.microsoft.com/office/word/2010/wordprocessingDrawing" xmlns:wp="http://schemas.openxmlformats.org/drawingml/2006/wordprocessingDrawing" xmlns:w10="urn:schemas-microsoft-com:office:word" xmlns:w="http://schemas.openxmlformats.org/wordprocessingml/2006/main" xmlns:w14="http://schemas.microsoft.com/office/word/2010/wordml" xmlns:w15="http://schemas.microsoft.com/office/word/2012/wordml" xmlns:w16cex="http://schemas.microsoft.com/office/word/2018/wordml/cex" xmlns:w16cid="http://schemas.microsoft.com/office/word/2016/wordml/cid" xmlns:w16="http://schemas.microsoft.com/office/word/2018/wordml" xmlns:w16du="http://schemas.microsoft.com/office/word/2023/wordml/word16du" xmlns:w16sdtdh="http://schemas.microsoft.com/office/word/2020/wordml/sdtdatahash" xmlns:w16sdtfl="http://schemas.microsoft.com/office/word/2024/wordml/sdtformatlock" xmlns:w16se="http://schemas.microsoft.com/office/word/2015/wordml/symex" xmlns:wpg="http://schemas.microsoft.com/office/word/2010/wordprocessingGroup" xmlns:wpi="http://schemas.microsoft.com/office/word/2010/wordprocessingInk" xmlns:wne="http://schemas.microsoft.com/office/word/2006/wordml" xmlns:wps="http://schemas.microsoft.com/office/word/2010/wordprocessingShape" mc:Ignorable="w14 w15 w16se w16cid w16 w16cex w16sdtdh w16sdtfl w16du wp14">
+  <w:p>
+    <w:pPr>
+      <w:pStyle w:val="Footer"/>
+    </w:pPr>
+  </w:p>
+</w:ftr>
+</file>
+
+<file path=word/footer3.xml><?xml version="1.0" encoding="utf-8"?>
+<w:ftr xmlns:wpc="http://schemas.microsoft.com/office/word/2010/wordprocessingCanvas" xmlns:cx="http://schemas.microsoft.com/office/drawing/2014/chartex" xmlns:cx1="http://schemas.microsoft.com/office/drawing/2015/9/8/chartex" xmlns:cx2="http://schemas.microsoft.com/office/drawing/2015/10/21/chartex" xmlns:cx3="http://schemas.microsoft.com/office/drawing/2016/5/9/chartex" xmlns:cx4="http://schemas.microsoft.com/office/drawing/2016/5/10/chartex" xmlns:cx5="http://schemas.microsoft.com/office/drawing/2016/5/11/chartex" xmlns:cx6="http://schemas.microsoft.com/office/drawing/2016/5/12/chartex" xmlns:cx7="http://schemas.microsoft.com/office/drawing/2016/5/13/chartex" xmlns:cx8="http://schemas.microsoft.com/office/drawing/2016/5/14/chartex" xmlns:mc="http://schemas.openxmlformats.org/markup-compatibility/2006" xmlns:aink="http://schemas.microsoft.com/office/drawing/2016/ink" xmlns:am3d="http://schemas.microsoft.com/office/drawing/2017/model3d" xmlns:o="urn:schemas-microsoft-com:office:office" xmlns:oel="http://schemas.microsoft.com/office/2019/extlst" xmlns:r="http://schemas.openxmlformats.org/officeDocument/2006/relationships" xmlns:m="http://schemas.openxmlformats.org/officeDocument/2006/math" xmlns:v="urn:schemas-microsoft-com:vml" xmlns:wp14="http://schemas.microsoft.com/office/word/2010/wordprocessingDrawing" xmlns:wp="http://schemas.openxmlformats.org/drawingml/2006/wordprocessingDrawing" xmlns:w10="urn:schemas-microsoft-com:office:word" xmlns:w="http://schemas.openxmlformats.org/wordprocessingml/2006/main" xmlns:w14="http://schemas.microsoft.com/office/word/2010/wordml" xmlns:w15="http://schemas.microsoft.com/office/word/2012/wordml" xmlns:w16cex="http://schemas.microsoft.com/office/word/2018/wordml/cex" xmlns:w16cid="http://schemas.microsoft.com/office/word/2016/wordml/cid" xmlns:w16="http://schemas.microsoft.com/office/word/2018/wordml" xmlns:w16du="http://schemas.microsoft.com/office/word/2023/wordml/word16du" xmlns:w16sdtdh="http://schemas.microsoft.com/office/word/2020/wordml/sdtdatahash" xmlns:w16sdtfl="http://schemas.microsoft.com/office/word/2024/wordml/sdtformatlock" xmlns:w16se="http://schemas.microsoft.com/office/word/2015/wordml/symex" xmlns:wpg="http://schemas.microsoft.com/office/word/2010/wordprocessingGroup" xmlns:wpi="http://schemas.microsoft.com/office/word/2010/wordprocessingInk" xmlns:wne="http://schemas.microsoft.com/office/word/2006/wordml" xmlns:wps="http://schemas.microsoft.com/office/word/2010/wordprocessingShape" mc:Ignorable="w14 w15 w16se w16cid w16 w16cex w16sdtdh w16sdtfl w16du wp14">
+  <w:p>
+    <w:pPr>
+      <w:pStyle w:val="Footer"/>
+    </w:pPr>
+  </w:p>
+</w:ftr>
+</file>
+
+<file path=word/footer4.xml><?xml version="1.0" encoding="utf-8"?>
 <w:ftr xmlns:wpc="http://schemas.microsoft.com/office/word/2010/wordprocessingCanvas" xmlns:cx="http://schemas.microsoft.com/office/drawing/2014/chartex" xmlns:cx1="http://schemas.microsoft.com/office/drawing/2015/9/8/chartex" xmlns:cx2="http://schemas.microsoft.com/office/drawing/2015/10/21/chartex" xmlns:cx3="http://schemas.microsoft.com/office/drawing/2016/5/9/chartex" xmlns:cx4="http://schemas.microsoft.com/office/drawing/2016/5/10/chartex" xmlns:cx5="http://schemas.microsoft.com/office/drawing/2016/5/11/chartex" xmlns:cx6="http://schemas.microsoft.com/office/drawing/2016/5/12/chartex" xmlns:cx7="http://schemas.microsoft.com/office/drawing/2016/5/13/chartex" xmlns:cx8="http://schemas.microsoft.com/office/drawing/2016/5/14/chartex" xmlns:mc="http://schemas.openxmlformats.org/markup-compatibility/2006" xmlns:aink="http://schemas.microsoft.com/office/drawing/2016/ink" xmlns:am3d="http://schemas.microsoft.com/office/drawing/2017/model3d" xmlns:o="urn:schemas-microsoft-com:office:office" xmlns:oel="http://schemas.microsoft.com/office/2019/extlst" xmlns:r="http://schemas.openxmlformats.org/officeDocument/2006/relationships" xmlns:m="http://schemas.openxmlformats.org/officeDocument/2006/math" xmlns:v="urn:schemas-microsoft-com:vml" xmlns:wp14="http://schemas.microsoft.com/office/word/2010/wordprocessingDrawing" xmlns:wp="http://schemas.openxmlformats.org/drawingml/2006/wordprocessingDrawing" xmlns:w10="urn:schemas-microsoft-com:office:word" xmlns:w="http://schemas.openxmlformats.org/wordprocessingml/2006/main" xmlns:w14="http://schemas.microsoft.com/office/word/2010/wordml" xmlns:w15="http://schemas.microsoft.com/office/word/2012/wordml" xmlns:w16cex="http://schemas.microsoft.com/office/word/2018/wordml/cex" xmlns:w16cid="http://schemas.microsoft.com/office/word/2016/wordml/cid" xmlns:w16="http://schemas.microsoft.com/office/word/2018/wordml" xmlns:w16du="http://schemas.microsoft.com/office/word/2023/wordml/word16du" xmlns:w16sdtdh="http://schemas.microsoft.com/office/word/2020/wordml/sdtdatahash" xmlns:w16sdtfl="http://schemas.microsoft.com/office/word/2024/wordml/sdtformatlock" xmlns:w16se="http://schemas.microsoft.com/office/word/2015/wordml/symex" xmlns:wpg="http://schemas.microsoft.com/office/word/2010/wordprocessingGroup" xmlns:wpi="http://schemas.microsoft.com/office/word/2010/wordprocessingInk" xmlns:wne="http://schemas.microsoft.com/office/word/2006/wordml" xmlns:wps="http://schemas.microsoft.com/office/word/2010/wordprocessingShape" mc:Ignorable="w14 w15 w16se w16cid w16 w16cex w16sdtdh w16sdtfl w16du wp14">
   <w:tbl>
     <w:tblPr>
@@ -5094,11 +5239,9 @@
               <w:sz w:val="24"/>
             </w:rPr>
           </w:pPr>
-          <w:proofErr w:type="spellStart"/>
           <w:r>
             <w:t>Confidencial</w:t>
           </w:r>
-          <w:proofErr w:type="spellEnd"/>
         </w:p>
       </w:tc>
       <w:tc>
@@ -5180,41 +5323,36 @@
           <w:pPr>
             <w:jc w:val="right"/>
           </w:pPr>
-          <w:proofErr w:type="spellStart"/>
           <w:r>
-            <w:t>Pág</w:t>
-          </w:r>
-          <w:proofErr w:type="spellEnd"/>
-          <w:r>
-            <w:t xml:space="preserve">. </w:t>
+            <w:t xml:space="preserve">Pág. </w:t>
           </w:r>
           <w:r>
             <w:rPr>
-              <w:rStyle w:val="Nmerodepgina"/>
+              <w:rStyle w:val="PageNumber"/>
             </w:rPr>
             <w:fldChar w:fldCharType="begin"/>
           </w:r>
           <w:r>
             <w:rPr>
-              <w:rStyle w:val="Nmerodepgina"/>
+              <w:rStyle w:val="PageNumber"/>
             </w:rPr>
             <w:instrText xml:space="preserve">page </w:instrText>
           </w:r>
           <w:r>
             <w:rPr>
-              <w:rStyle w:val="Nmerodepgina"/>
+              <w:rStyle w:val="PageNumber"/>
             </w:rPr>
             <w:fldChar w:fldCharType="separate"/>
           </w:r>
           <w:r>
             <w:rPr>
-              <w:rStyle w:val="Nmerodepgina"/>
+              <w:rStyle w:val="PageNumber"/>
             </w:rPr>
             <w:t>4</w:t>
           </w:r>
           <w:r>
             <w:rPr>
-              <w:rStyle w:val="Nmerodepgina"/>
+              <w:rStyle w:val="PageNumber"/>
             </w:rPr>
             <w:fldChar w:fldCharType="end"/>
           </w:r>
@@ -5224,7 +5362,7 @@
   </w:tbl>
   <w:p>
     <w:pPr>
-      <w:pStyle w:val="Piedepgina"/>
+      <w:pStyle w:val="Footer"/>
     </w:pPr>
   </w:p>
 </w:ftr>
@@ -5256,6 +5394,16 @@
 </file>
 
 <file path=word/header1.xml><?xml version="1.0" encoding="utf-8"?>
+<w:hdr xmlns:wpc="http://schemas.microsoft.com/office/word/2010/wordprocessingCanvas" xmlns:cx="http://schemas.microsoft.com/office/drawing/2014/chartex" xmlns:cx1="http://schemas.microsoft.com/office/drawing/2015/9/8/chartex" xmlns:cx2="http://schemas.microsoft.com/office/drawing/2015/10/21/chartex" xmlns:cx3="http://schemas.microsoft.com/office/drawing/2016/5/9/chartex" xmlns:cx4="http://schemas.microsoft.com/office/drawing/2016/5/10/chartex" xmlns:cx5="http://schemas.microsoft.com/office/drawing/2016/5/11/chartex" xmlns:cx6="http://schemas.microsoft.com/office/drawing/2016/5/12/chartex" xmlns:cx7="http://schemas.microsoft.com/office/drawing/2016/5/13/chartex" xmlns:cx8="http://schemas.microsoft.com/office/drawing/2016/5/14/chartex" xmlns:mc="http://schemas.openxmlformats.org/markup-compatibility/2006" xmlns:aink="http://schemas.microsoft.com/office/drawing/2016/ink" xmlns:am3d="http://schemas.microsoft.com/office/drawing/2017/model3d" xmlns:o="urn:schemas-microsoft-com:office:office" xmlns:oel="http://schemas.microsoft.com/office/2019/extlst" xmlns:r="http://schemas.openxmlformats.org/officeDocument/2006/relationships" xmlns:m="http://schemas.openxmlformats.org/officeDocument/2006/math" xmlns:v="urn:schemas-microsoft-com:vml" xmlns:wp14="http://schemas.microsoft.com/office/word/2010/wordprocessingDrawing" xmlns:wp="http://schemas.openxmlformats.org/drawingml/2006/wordprocessingDrawing" xmlns:w10="urn:schemas-microsoft-com:office:word" xmlns:w="http://schemas.openxmlformats.org/wordprocessingml/2006/main" xmlns:w14="http://schemas.microsoft.com/office/word/2010/wordml" xmlns:w15="http://schemas.microsoft.com/office/word/2012/wordml" xmlns:w16cex="http://schemas.microsoft.com/office/word/2018/wordml/cex" xmlns:w16cid="http://schemas.microsoft.com/office/word/2016/wordml/cid" xmlns:w16="http://schemas.microsoft.com/office/word/2018/wordml" xmlns:w16du="http://schemas.microsoft.com/office/word/2023/wordml/word16du" xmlns:w16sdtdh="http://schemas.microsoft.com/office/word/2020/wordml/sdtdatahash" xmlns:w16sdtfl="http://schemas.microsoft.com/office/word/2024/wordml/sdtformatlock" xmlns:w16se="http://schemas.microsoft.com/office/word/2015/wordml/symex" xmlns:wpg="http://schemas.microsoft.com/office/word/2010/wordprocessingGroup" xmlns:wpi="http://schemas.microsoft.com/office/word/2010/wordprocessingInk" xmlns:wne="http://schemas.microsoft.com/office/word/2006/wordml" xmlns:wps="http://schemas.microsoft.com/office/word/2010/wordprocessingShape" mc:Ignorable="w14 w15 w16se w16cid w16 w16cex w16sdtdh w16sdtfl w16du wp14">
+  <w:p>
+    <w:pPr>
+      <w:pStyle w:val="Header"/>
+    </w:pPr>
+  </w:p>
+</w:hdr>
+</file>
+
+<file path=word/header2.xml><?xml version="1.0" encoding="utf-8"?>
 <w:hdr xmlns:wpc="http://schemas.microsoft.com/office/word/2010/wordprocessingCanvas" xmlns:cx="http://schemas.microsoft.com/office/drawing/2014/chartex" xmlns:cx1="http://schemas.microsoft.com/office/drawing/2015/9/8/chartex" xmlns:cx2="http://schemas.microsoft.com/office/drawing/2015/10/21/chartex" xmlns:cx3="http://schemas.microsoft.com/office/drawing/2016/5/9/chartex" xmlns:cx4="http://schemas.microsoft.com/office/drawing/2016/5/10/chartex" xmlns:cx5="http://schemas.microsoft.com/office/drawing/2016/5/11/chartex" xmlns:cx6="http://schemas.microsoft.com/office/drawing/2016/5/12/chartex" xmlns:cx7="http://schemas.microsoft.com/office/drawing/2016/5/13/chartex" xmlns:cx8="http://schemas.microsoft.com/office/drawing/2016/5/14/chartex" xmlns:mc="http://schemas.openxmlformats.org/markup-compatibility/2006" xmlns:aink="http://schemas.microsoft.com/office/drawing/2016/ink" xmlns:am3d="http://schemas.microsoft.com/office/drawing/2017/model3d" xmlns:o="urn:schemas-microsoft-com:office:office" xmlns:oel="http://schemas.microsoft.com/office/2019/extlst" xmlns:r="http://schemas.openxmlformats.org/officeDocument/2006/relationships" xmlns:m="http://schemas.openxmlformats.org/officeDocument/2006/math" xmlns:v="urn:schemas-microsoft-com:vml" xmlns:wp14="http://schemas.microsoft.com/office/word/2010/wordprocessingDrawing" xmlns:wp="http://schemas.openxmlformats.org/drawingml/2006/wordprocessingDrawing" xmlns:w10="urn:schemas-microsoft-com:office:word" xmlns:w="http://schemas.openxmlformats.org/wordprocessingml/2006/main" xmlns:w14="http://schemas.microsoft.com/office/word/2010/wordml" xmlns:w15="http://schemas.microsoft.com/office/word/2012/wordml" xmlns:w16cex="http://schemas.microsoft.com/office/word/2018/wordml/cex" xmlns:w16cid="http://schemas.microsoft.com/office/word/2016/wordml/cid" xmlns:w16="http://schemas.microsoft.com/office/word/2018/wordml" xmlns:w16du="http://schemas.microsoft.com/office/word/2023/wordml/word16du" xmlns:w16sdtdh="http://schemas.microsoft.com/office/word/2020/wordml/sdtdatahash" xmlns:w16sdtfl="http://schemas.microsoft.com/office/word/2024/wordml/sdtformatlock" xmlns:w16se="http://schemas.microsoft.com/office/word/2015/wordml/symex" xmlns:wpg="http://schemas.microsoft.com/office/word/2010/wordprocessingGroup" xmlns:wpi="http://schemas.microsoft.com/office/word/2010/wordprocessingInk" xmlns:wne="http://schemas.microsoft.com/office/word/2006/wordml" xmlns:wps="http://schemas.microsoft.com/office/word/2010/wordprocessingShape" mc:Ignorable="w14 w15 w16se w16cid w16 w16cex w16sdtdh w16sdtfl w16du wp14">
   <w:p>
     <w:pPr>
@@ -5311,7 +5459,7 @@
   </w:p>
   <w:p>
     <w:pPr>
-      <w:pStyle w:val="Encabezado"/>
+      <w:pStyle w:val="Header"/>
       <w:rPr>
         <w:lang w:val="es-ES"/>
       </w:rPr>
@@ -5320,7 +5468,17 @@
 </w:hdr>
 </file>
 
-<file path=word/header2.xml><?xml version="1.0" encoding="utf-8"?>
+<file path=word/header3.xml><?xml version="1.0" encoding="utf-8"?>
+<w:hdr xmlns:wpc="http://schemas.microsoft.com/office/word/2010/wordprocessingCanvas" xmlns:cx="http://schemas.microsoft.com/office/drawing/2014/chartex" xmlns:cx1="http://schemas.microsoft.com/office/drawing/2015/9/8/chartex" xmlns:cx2="http://schemas.microsoft.com/office/drawing/2015/10/21/chartex" xmlns:cx3="http://schemas.microsoft.com/office/drawing/2016/5/9/chartex" xmlns:cx4="http://schemas.microsoft.com/office/drawing/2016/5/10/chartex" xmlns:cx5="http://schemas.microsoft.com/office/drawing/2016/5/11/chartex" xmlns:cx6="http://schemas.microsoft.com/office/drawing/2016/5/12/chartex" xmlns:cx7="http://schemas.microsoft.com/office/drawing/2016/5/13/chartex" xmlns:cx8="http://schemas.microsoft.com/office/drawing/2016/5/14/chartex" xmlns:mc="http://schemas.openxmlformats.org/markup-compatibility/2006" xmlns:aink="http://schemas.microsoft.com/office/drawing/2016/ink" xmlns:am3d="http://schemas.microsoft.com/office/drawing/2017/model3d" xmlns:o="urn:schemas-microsoft-com:office:office" xmlns:oel="http://schemas.microsoft.com/office/2019/extlst" xmlns:r="http://schemas.openxmlformats.org/officeDocument/2006/relationships" xmlns:m="http://schemas.openxmlformats.org/officeDocument/2006/math" xmlns:v="urn:schemas-microsoft-com:vml" xmlns:wp14="http://schemas.microsoft.com/office/word/2010/wordprocessingDrawing" xmlns:wp="http://schemas.openxmlformats.org/drawingml/2006/wordprocessingDrawing" xmlns:w10="urn:schemas-microsoft-com:office:word" xmlns:w="http://schemas.openxmlformats.org/wordprocessingml/2006/main" xmlns:w14="http://schemas.microsoft.com/office/word/2010/wordml" xmlns:w15="http://schemas.microsoft.com/office/word/2012/wordml" xmlns:w16cex="http://schemas.microsoft.com/office/word/2018/wordml/cex" xmlns:w16cid="http://schemas.microsoft.com/office/word/2016/wordml/cid" xmlns:w16="http://schemas.microsoft.com/office/word/2018/wordml" xmlns:w16du="http://schemas.microsoft.com/office/word/2023/wordml/word16du" xmlns:w16sdtdh="http://schemas.microsoft.com/office/word/2020/wordml/sdtdatahash" xmlns:w16sdtfl="http://schemas.microsoft.com/office/word/2024/wordml/sdtformatlock" xmlns:w16se="http://schemas.microsoft.com/office/word/2015/wordml/symex" xmlns:wpg="http://schemas.microsoft.com/office/word/2010/wordprocessingGroup" xmlns:wpi="http://schemas.microsoft.com/office/word/2010/wordprocessingInk" xmlns:wne="http://schemas.microsoft.com/office/word/2006/wordml" xmlns:wps="http://schemas.microsoft.com/office/word/2010/wordprocessingShape" mc:Ignorable="w14 w15 w16se w16cid w16 w16cex w16sdtdh w16sdtfl w16du wp14">
+  <w:p>
+    <w:pPr>
+      <w:pStyle w:val="Header"/>
+    </w:pPr>
+  </w:p>
+</w:hdr>
+</file>
+
+<file path=word/header4.xml><?xml version="1.0" encoding="utf-8"?>
 <w:hdr xmlns:wpc="http://schemas.microsoft.com/office/word/2010/wordprocessingCanvas" xmlns:cx="http://schemas.microsoft.com/office/drawing/2014/chartex" xmlns:cx1="http://schemas.microsoft.com/office/drawing/2015/9/8/chartex" xmlns:cx2="http://schemas.microsoft.com/office/drawing/2015/10/21/chartex" xmlns:cx3="http://schemas.microsoft.com/office/drawing/2016/5/9/chartex" xmlns:cx4="http://schemas.microsoft.com/office/drawing/2016/5/10/chartex" xmlns:cx5="http://schemas.microsoft.com/office/drawing/2016/5/11/chartex" xmlns:cx6="http://schemas.microsoft.com/office/drawing/2016/5/12/chartex" xmlns:cx7="http://schemas.microsoft.com/office/drawing/2016/5/13/chartex" xmlns:cx8="http://schemas.microsoft.com/office/drawing/2016/5/14/chartex" xmlns:mc="http://schemas.openxmlformats.org/markup-compatibility/2006" xmlns:aink="http://schemas.microsoft.com/office/drawing/2016/ink" xmlns:am3d="http://schemas.microsoft.com/office/drawing/2017/model3d" xmlns:o="urn:schemas-microsoft-com:office:office" xmlns:oel="http://schemas.microsoft.com/office/2019/extlst" xmlns:r="http://schemas.openxmlformats.org/officeDocument/2006/relationships" xmlns:m="http://schemas.openxmlformats.org/officeDocument/2006/math" xmlns:v="urn:schemas-microsoft-com:vml" xmlns:wp14="http://schemas.microsoft.com/office/word/2010/wordprocessingDrawing" xmlns:wp="http://schemas.openxmlformats.org/drawingml/2006/wordprocessingDrawing" xmlns:w10="urn:schemas-microsoft-com:office:word" xmlns:w="http://schemas.openxmlformats.org/wordprocessingml/2006/main" xmlns:w14="http://schemas.microsoft.com/office/word/2010/wordml" xmlns:w15="http://schemas.microsoft.com/office/word/2012/wordml" xmlns:w16cex="http://schemas.microsoft.com/office/word/2018/wordml/cex" xmlns:w16cid="http://schemas.microsoft.com/office/word/2016/wordml/cid" xmlns:w16="http://schemas.microsoft.com/office/word/2018/wordml" xmlns:w16du="http://schemas.microsoft.com/office/word/2023/wordml/word16du" xmlns:w16sdtdh="http://schemas.microsoft.com/office/word/2020/wordml/sdtdatahash" xmlns:w16sdtfl="http://schemas.microsoft.com/office/word/2024/wordml/sdtformatlock" xmlns:w16se="http://schemas.microsoft.com/office/word/2015/wordml/symex" xmlns:wpg="http://schemas.microsoft.com/office/word/2010/wordprocessingGroup" xmlns:wpi="http://schemas.microsoft.com/office/word/2010/wordprocessingInk" xmlns:wne="http://schemas.microsoft.com/office/word/2006/wordml" xmlns:wps="http://schemas.microsoft.com/office/word/2010/wordprocessingShape" mc:Ignorable="w14 w15 w16se w16cid w16 w16cex w16sdtdh w16sdtfl w16du wp14">
   <w:tbl>
     <w:tblPr>
@@ -5357,14 +5515,12 @@
             </w:rPr>
             <w:t xml:space="preserve">Sistema de Inventarios </w:t>
           </w:r>
-          <w:proofErr w:type="spellStart"/>
           <w:r>
             <w:rPr>
               <w:lang w:val="es-PE"/>
             </w:rPr>
             <w:t>FlowTrack</w:t>
           </w:r>
-          <w:proofErr w:type="spellEnd"/>
         </w:p>
       </w:tc>
       <w:tc>
@@ -5386,7 +5542,13 @@
             <w:rPr>
               <w:lang w:val="es-ES"/>
             </w:rPr>
-            <w:t xml:space="preserve">  Versión:           0.2</w:t>
+            <w:t xml:space="preserve">  Versión:           0.</w:t>
+          </w:r>
+          <w:r>
+            <w:rPr>
+              <w:lang w:val="es-ES"/>
+            </w:rPr>
+            <w:t>3</w:t>
           </w:r>
         </w:p>
       </w:tc>
@@ -5436,19 +5598,31 @@
             <w:rPr>
               <w:lang w:val="es-ES"/>
             </w:rPr>
-            <w:t xml:space="preserve">  Fecha:              1</w:t>
+            <w:t xml:space="preserve">  Fecha:              </w:t>
           </w:r>
           <w:r>
             <w:rPr>
               <w:lang w:val="es-ES"/>
             </w:rPr>
-            <w:t>3</w:t>
+            <w:t>09</w:t>
           </w:r>
           <w:r>
             <w:rPr>
               <w:lang w:val="es-ES"/>
             </w:rPr>
-            <w:t>/05/2025</w:t>
+            <w:t>/0</w:t>
+          </w:r>
+          <w:r>
+            <w:rPr>
+              <w:lang w:val="es-ES"/>
+            </w:rPr>
+            <w:t>6</w:t>
+          </w:r>
+          <w:r>
+            <w:rPr>
+              <w:lang w:val="es-ES"/>
+            </w:rPr>
+            <w:t>/2025</w:t>
           </w:r>
         </w:p>
       </w:tc>
@@ -5495,7 +5669,7 @@
   </w:tbl>
   <w:p>
     <w:pPr>
-      <w:pStyle w:val="Encabezado"/>
+      <w:pStyle w:val="Header"/>
       <w:rPr>
         <w:lang w:val="es-PE"/>
       </w:rPr>
@@ -5525,7 +5699,7 @@
     <w:lvl w:ilvl="0">
       <w:start w:val="1"/>
       <w:numFmt w:val="decimal"/>
-      <w:pStyle w:val="Ttulo1"/>
+      <w:pStyle w:val="Heading1"/>
       <w:lvlText w:val="%1."/>
       <w:legacy w:legacy="1" w:legacySpace="144" w:legacyIndent="0"/>
       <w:lvlJc w:val="left"/>
@@ -5536,7 +5710,7 @@
     <w:lvl w:ilvl="1">
       <w:start w:val="1"/>
       <w:numFmt w:val="decimal"/>
-      <w:pStyle w:val="Ttulo2"/>
+      <w:pStyle w:val="Heading2"/>
       <w:lvlText w:val="%1.%2"/>
       <w:legacy w:legacy="1" w:legacySpace="144" w:legacyIndent="0"/>
       <w:lvlJc w:val="left"/>
@@ -5544,7 +5718,7 @@
     <w:lvl w:ilvl="2">
       <w:start w:val="1"/>
       <w:numFmt w:val="decimal"/>
-      <w:pStyle w:val="Ttulo3"/>
+      <w:pStyle w:val="Heading3"/>
       <w:lvlText w:val="%1.%2.%3"/>
       <w:legacy w:legacy="1" w:legacySpace="144" w:legacyIndent="0"/>
       <w:lvlJc w:val="left"/>
@@ -5552,7 +5726,7 @@
     <w:lvl w:ilvl="3">
       <w:start w:val="1"/>
       <w:numFmt w:val="decimal"/>
-      <w:pStyle w:val="Ttulo4"/>
+      <w:pStyle w:val="Heading4"/>
       <w:lvlText w:val="%1.%2.%3.%4"/>
       <w:legacy w:legacy="1" w:legacySpace="144" w:legacyIndent="0"/>
       <w:lvlJc w:val="left"/>
@@ -5560,7 +5734,7 @@
     <w:lvl w:ilvl="4">
       <w:start w:val="1"/>
       <w:numFmt w:val="decimal"/>
-      <w:pStyle w:val="Ttulo5"/>
+      <w:pStyle w:val="Heading5"/>
       <w:lvlText w:val="%1.%2.%3.%4.%5"/>
       <w:legacy w:legacy="1" w:legacySpace="144" w:legacyIndent="0"/>
       <w:lvlJc w:val="left"/>
@@ -5568,7 +5742,7 @@
     <w:lvl w:ilvl="5">
       <w:start w:val="1"/>
       <w:numFmt w:val="decimal"/>
-      <w:pStyle w:val="Ttulo6"/>
+      <w:pStyle w:val="Heading6"/>
       <w:lvlText w:val="%1.%2.%3.%4.%5.%6"/>
       <w:legacy w:legacy="1" w:legacySpace="144" w:legacyIndent="0"/>
       <w:lvlJc w:val="left"/>
@@ -5576,7 +5750,7 @@
     <w:lvl w:ilvl="6">
       <w:start w:val="1"/>
       <w:numFmt w:val="decimal"/>
-      <w:pStyle w:val="Ttulo7"/>
+      <w:pStyle w:val="Heading7"/>
       <w:lvlText w:val="%1.%2.%3.%4.%5.%6.%7"/>
       <w:legacy w:legacy="1" w:legacySpace="144" w:legacyIndent="0"/>
       <w:lvlJc w:val="left"/>
@@ -5584,7 +5758,7 @@
     <w:lvl w:ilvl="7">
       <w:start w:val="1"/>
       <w:numFmt w:val="decimal"/>
-      <w:pStyle w:val="Ttulo8"/>
+      <w:pStyle w:val="Heading8"/>
       <w:lvlText w:val="%1.%2.%3.%4.%5.%6.%7.%8"/>
       <w:legacy w:legacy="1" w:legacySpace="144" w:legacyIndent="0"/>
       <w:lvlJc w:val="left"/>
@@ -5592,7 +5766,7 @@
     <w:lvl w:ilvl="8">
       <w:start w:val="1"/>
       <w:numFmt w:val="decimal"/>
-      <w:pStyle w:val="Ttulo9"/>
+      <w:pStyle w:val="Heading9"/>
       <w:lvlText w:val="%1.%2.%3.%4.%5.%6.%7.%8.%9"/>
       <w:legacy w:legacy="1" w:legacySpace="144" w:legacyIndent="0"/>
       <w:lvlJc w:val="left"/>
@@ -6176,7 +6350,7 @@
       <w:lang w:val="en-US" w:eastAsia="en-US"/>
     </w:rPr>
   </w:style>
-  <w:style w:type="paragraph" w:styleId="Ttulo1">
+  <w:style w:type="paragraph" w:styleId="Heading1">
     <w:name w:val="heading 1"/>
     <w:basedOn w:val="Normal"/>
     <w:next w:val="Normal"/>
@@ -6196,11 +6370,11 @@
       <w:sz w:val="24"/>
     </w:rPr>
   </w:style>
-  <w:style w:type="paragraph" w:styleId="Ttulo2">
+  <w:style w:type="paragraph" w:styleId="Heading2">
     <w:name w:val="heading 2"/>
-    <w:basedOn w:val="Ttulo1"/>
+    <w:basedOn w:val="Heading1"/>
     <w:next w:val="Normal"/>
-    <w:link w:val="Ttulo2Car"/>
+    <w:link w:val="Heading2Char"/>
     <w:qFormat/>
     <w:pPr>
       <w:numPr>
@@ -6212,9 +6386,9 @@
       <w:sz w:val="20"/>
     </w:rPr>
   </w:style>
-  <w:style w:type="paragraph" w:styleId="Ttulo3">
+  <w:style w:type="paragraph" w:styleId="Heading3">
     <w:name w:val="heading 3"/>
-    <w:basedOn w:val="Ttulo1"/>
+    <w:basedOn w:val="Heading1"/>
     <w:next w:val="Normal"/>
     <w:qFormat/>
     <w:pPr>
@@ -6229,9 +6403,9 @@
       <w:sz w:val="20"/>
     </w:rPr>
   </w:style>
-  <w:style w:type="paragraph" w:styleId="Ttulo4">
+  <w:style w:type="paragraph" w:styleId="Heading4">
     <w:name w:val="heading 4"/>
-    <w:basedOn w:val="Ttulo1"/>
+    <w:basedOn w:val="Heading1"/>
     <w:next w:val="Normal"/>
     <w:qFormat/>
     <w:pPr>
@@ -6245,7 +6419,7 @@
       <w:sz w:val="20"/>
     </w:rPr>
   </w:style>
-  <w:style w:type="paragraph" w:styleId="Ttulo5">
+  <w:style w:type="paragraph" w:styleId="Heading5">
     <w:name w:val="heading 5"/>
     <w:basedOn w:val="Normal"/>
     <w:next w:val="Normal"/>
@@ -6263,7 +6437,7 @@
       <w:sz w:val="22"/>
     </w:rPr>
   </w:style>
-  <w:style w:type="paragraph" w:styleId="Ttulo6">
+  <w:style w:type="paragraph" w:styleId="Heading6">
     <w:name w:val="heading 6"/>
     <w:basedOn w:val="Normal"/>
     <w:next w:val="Normal"/>
@@ -6282,7 +6456,7 @@
       <w:sz w:val="22"/>
     </w:rPr>
   </w:style>
-  <w:style w:type="paragraph" w:styleId="Ttulo7">
+  <w:style w:type="paragraph" w:styleId="Heading7">
     <w:name w:val="heading 7"/>
     <w:basedOn w:val="Normal"/>
     <w:next w:val="Normal"/>
@@ -6297,7 +6471,7 @@
       <w:outlineLvl w:val="6"/>
     </w:pPr>
   </w:style>
-  <w:style w:type="paragraph" w:styleId="Ttulo8">
+  <w:style w:type="paragraph" w:styleId="Heading8">
     <w:name w:val="heading 8"/>
     <w:basedOn w:val="Normal"/>
     <w:next w:val="Normal"/>
@@ -6315,7 +6489,7 @@
       <w:i/>
     </w:rPr>
   </w:style>
-  <w:style w:type="paragraph" w:styleId="Ttulo9">
+  <w:style w:type="paragraph" w:styleId="Heading9">
     <w:name w:val="heading 9"/>
     <w:basedOn w:val="Normal"/>
     <w:next w:val="Normal"/>
@@ -6335,13 +6509,13 @@
       <w:sz w:val="18"/>
     </w:rPr>
   </w:style>
-  <w:style w:type="character" w:default="1" w:styleId="Fuentedeprrafopredeter">
+  <w:style w:type="character" w:default="1" w:styleId="DefaultParagraphFont">
     <w:name w:val="Default Paragraph Font"/>
     <w:uiPriority w:val="1"/>
     <w:semiHidden/>
     <w:unhideWhenUsed/>
   </w:style>
-  <w:style w:type="table" w:default="1" w:styleId="Tablanormal">
+  <w:style w:type="table" w:default="1" w:styleId="TableNormal">
     <w:name w:val="Normal Table"/>
     <w:uiPriority w:val="99"/>
     <w:semiHidden/>
@@ -6356,15 +6530,15 @@
       </w:tblCellMar>
     </w:tblPr>
   </w:style>
-  <w:style w:type="numbering" w:default="1" w:styleId="Sinlista">
+  <w:style w:type="numbering" w:default="1" w:styleId="NoList">
     <w:name w:val="No List"/>
     <w:uiPriority w:val="99"/>
     <w:semiHidden/>
     <w:unhideWhenUsed/>
   </w:style>
-  <w:style w:type="character" w:styleId="CdigoHTML">
+  <w:style w:type="character" w:styleId="HTMLCode">
     <w:name w:val="HTML Code"/>
-    <w:basedOn w:val="Fuentedeprrafopredeter"/>
+    <w:basedOn w:val="DefaultParagraphFont"/>
     <w:uiPriority w:val="99"/>
     <w:semiHidden/>
     <w:unhideWhenUsed/>
@@ -6374,7 +6548,7 @@
       <w:szCs w:val="20"/>
     </w:rPr>
   </w:style>
-  <w:style w:type="character" w:styleId="Refdenotaalpie">
+  <w:style w:type="character" w:styleId="FootnoteReference">
     <w:name w:val="footnote reference"/>
     <w:semiHidden/>
     <w:rPr>
@@ -6382,7 +6556,7 @@
       <w:vertAlign w:val="superscript"/>
     </w:rPr>
   </w:style>
-  <w:style w:type="character" w:styleId="Hipervnculo">
+  <w:style w:type="character" w:styleId="Hyperlink">
     <w:name w:val="Hyperlink"/>
     <w:semiHidden/>
     <w:qFormat/>
@@ -6391,7 +6565,7 @@
       <w:u w:val="single"/>
     </w:rPr>
   </w:style>
-  <w:style w:type="character" w:styleId="Hipervnculovisitado">
+  <w:style w:type="character" w:styleId="FollowedHyperlink">
     <w:name w:val="FollowedHyperlink"/>
     <w:semiHidden/>
     <w:rPr>
@@ -6399,15 +6573,15 @@
       <w:u w:val="single"/>
     </w:rPr>
   </w:style>
-  <w:style w:type="character" w:styleId="Nmerodepgina">
+  <w:style w:type="character" w:styleId="PageNumber">
     <w:name w:val="page number"/>
-    <w:basedOn w:val="Fuentedeprrafopredeter"/>
+    <w:basedOn w:val="DefaultParagraphFont"/>
     <w:semiHidden/>
     <w:qFormat/>
   </w:style>
-  <w:style w:type="character" w:styleId="Textoennegrita">
+  <w:style w:type="character" w:styleId="Strong">
     <w:name w:val="Strong"/>
-    <w:basedOn w:val="Fuentedeprrafopredeter"/>
+    <w:basedOn w:val="DefaultParagraphFont"/>
     <w:uiPriority w:val="22"/>
     <w:qFormat/>
     <w:rPr>
@@ -6415,7 +6589,7 @@
       <w:bCs/>
     </w:rPr>
   </w:style>
-  <w:style w:type="paragraph" w:styleId="TDC3">
+  <w:style w:type="paragraph" w:styleId="TOC3">
     <w:name w:val="toc 3"/>
     <w:basedOn w:val="Normal"/>
     <w:next w:val="Normal"/>
@@ -6429,7 +6603,7 @@
       <w:ind w:left="864"/>
     </w:pPr>
   </w:style>
-  <w:style w:type="paragraph" w:styleId="Textonotapie">
+  <w:style w:type="paragraph" w:styleId="FootnoteText">
     <w:name w:val="footnote text"/>
     <w:basedOn w:val="Normal"/>
     <w:semiHidden/>
@@ -6447,7 +6621,7 @@
       <w:sz w:val="16"/>
     </w:rPr>
   </w:style>
-  <w:style w:type="paragraph" w:styleId="TDC9">
+  <w:style w:type="paragraph" w:styleId="TOC9">
     <w:name w:val="toc 9"/>
     <w:basedOn w:val="Normal"/>
     <w:next w:val="Normal"/>
@@ -6456,7 +6630,7 @@
       <w:ind w:left="1600"/>
     </w:pPr>
   </w:style>
-  <w:style w:type="paragraph" w:styleId="TDC7">
+  <w:style w:type="paragraph" w:styleId="TOC7">
     <w:name w:val="toc 7"/>
     <w:basedOn w:val="Normal"/>
     <w:next w:val="Normal"/>
@@ -6465,7 +6639,7 @@
       <w:ind w:left="1200"/>
     </w:pPr>
   </w:style>
-  <w:style w:type="paragraph" w:styleId="TDC1">
+  <w:style w:type="paragraph" w:styleId="TOC1">
     <w:name w:val="toc 1"/>
     <w:basedOn w:val="Normal"/>
     <w:next w:val="Normal"/>
@@ -6479,7 +6653,7 @@
       <w:ind w:right="720"/>
     </w:pPr>
   </w:style>
-  <w:style w:type="paragraph" w:styleId="Mapadeldocumento">
+  <w:style w:type="paragraph" w:styleId="DocumentMap">
     <w:name w:val="Document Map"/>
     <w:basedOn w:val="Normal"/>
     <w:semiHidden/>
@@ -6490,7 +6664,7 @@
       <w:rFonts w:ascii="Tahoma" w:hAnsi="Tahoma"/>
     </w:rPr>
   </w:style>
-  <w:style w:type="paragraph" w:styleId="TDC8">
+  <w:style w:type="paragraph" w:styleId="TOC8">
     <w:name w:val="toc 8"/>
     <w:basedOn w:val="Normal"/>
     <w:next w:val="Normal"/>
@@ -6499,7 +6673,7 @@
       <w:ind w:left="1400"/>
     </w:pPr>
   </w:style>
-  <w:style w:type="paragraph" w:styleId="TDC2">
+  <w:style w:type="paragraph" w:styleId="TOC2">
     <w:name w:val="toc 2"/>
     <w:basedOn w:val="Normal"/>
     <w:next w:val="Normal"/>
@@ -6512,10 +6686,10 @@
       <w:ind w:left="432" w:right="720"/>
     </w:pPr>
   </w:style>
-  <w:style w:type="paragraph" w:styleId="Textodeglobo">
+  <w:style w:type="paragraph" w:styleId="BalloonText">
     <w:name w:val="Balloon Text"/>
     <w:basedOn w:val="Normal"/>
-    <w:link w:val="TextodegloboCar"/>
+    <w:link w:val="BalloonTextChar"/>
     <w:uiPriority w:val="99"/>
     <w:semiHidden/>
     <w:unhideWhenUsed/>
@@ -6528,7 +6702,7 @@
       <w:szCs w:val="16"/>
     </w:rPr>
   </w:style>
-  <w:style w:type="paragraph" w:styleId="TDC6">
+  <w:style w:type="paragraph" w:styleId="TOC6">
     <w:name w:val="toc 6"/>
     <w:basedOn w:val="Normal"/>
     <w:next w:val="Normal"/>
@@ -6537,7 +6711,7 @@
       <w:ind w:left="1000"/>
     </w:pPr>
   </w:style>
-  <w:style w:type="paragraph" w:styleId="TDC5">
+  <w:style w:type="paragraph" w:styleId="TOC5">
     <w:name w:val="toc 5"/>
     <w:basedOn w:val="Normal"/>
     <w:next w:val="Normal"/>
@@ -6547,7 +6721,7 @@
       <w:ind w:left="800"/>
     </w:pPr>
   </w:style>
-  <w:style w:type="paragraph" w:styleId="TDC4">
+  <w:style w:type="paragraph" w:styleId="TOC4">
     <w:name w:val="toc 4"/>
     <w:basedOn w:val="Normal"/>
     <w:next w:val="Normal"/>
@@ -6556,7 +6730,7 @@
       <w:ind w:left="600"/>
     </w:pPr>
   </w:style>
-  <w:style w:type="paragraph" w:styleId="Textoindependiente2">
+  <w:style w:type="paragraph" w:styleId="BodyText2">
     <w:name w:val="Body Text 2"/>
     <w:basedOn w:val="Normal"/>
     <w:semiHidden/>
@@ -6565,7 +6739,7 @@
       <w:color w:val="0000FF"/>
     </w:rPr>
   </w:style>
-  <w:style w:type="paragraph" w:styleId="Encabezado">
+  <w:style w:type="paragraph" w:styleId="Header">
     <w:name w:val="header"/>
     <w:basedOn w:val="Normal"/>
     <w:semiHidden/>
@@ -6577,7 +6751,7 @@
       </w:tabs>
     </w:pPr>
   </w:style>
-  <w:style w:type="paragraph" w:styleId="Sangradetextonormal">
+  <w:style w:type="paragraph" w:styleId="BodyTextIndent">
     <w:name w:val="Body Text Indent"/>
     <w:basedOn w:val="Normal"/>
     <w:semiHidden/>
@@ -6604,7 +6778,7 @@
       <w:szCs w:val="24"/>
     </w:rPr>
   </w:style>
-  <w:style w:type="paragraph" w:styleId="Piedepgina">
+  <w:style w:type="paragraph" w:styleId="Footer">
     <w:name w:val="footer"/>
     <w:basedOn w:val="Normal"/>
     <w:semiHidden/>
@@ -6615,7 +6789,7 @@
       </w:tabs>
     </w:pPr>
   </w:style>
-  <w:style w:type="paragraph" w:styleId="Sangranormal">
+  <w:style w:type="paragraph" w:styleId="NormalIndent">
     <w:name w:val="Normal Indent"/>
     <w:basedOn w:val="Normal"/>
     <w:semiHidden/>
@@ -6624,7 +6798,7 @@
       <w:ind w:left="900" w:hanging="900"/>
     </w:pPr>
   </w:style>
-  <w:style w:type="paragraph" w:styleId="Subttulo">
+  <w:style w:type="paragraph" w:styleId="Subtitle">
     <w:name w:val="Subtitle"/>
     <w:basedOn w:val="Normal"/>
     <w:qFormat/>
@@ -6639,10 +6813,10 @@
       <w:lang w:val="en-AU"/>
     </w:rPr>
   </w:style>
-  <w:style w:type="paragraph" w:styleId="Textoindependiente">
+  <w:style w:type="paragraph" w:styleId="BodyText">
     <w:name w:val="Body Text"/>
     <w:basedOn w:val="Normal"/>
-    <w:link w:val="TextoindependienteCar"/>
+    <w:link w:val="BodyTextChar"/>
     <w:semiHidden/>
     <w:qFormat/>
     <w:pPr>
@@ -6651,7 +6825,7 @@
       <w:ind w:left="720"/>
     </w:pPr>
   </w:style>
-  <w:style w:type="paragraph" w:styleId="Ttulo">
+  <w:style w:type="paragraph" w:styleId="Title">
     <w:name w:val="Title"/>
     <w:basedOn w:val="Normal"/>
     <w:next w:val="Normal"/>
@@ -6782,7 +6956,7 @@
   <w:style w:type="paragraph" w:customStyle="1" w:styleId="InfoBlue">
     <w:name w:val="InfoBlue"/>
     <w:basedOn w:val="Normal"/>
-    <w:next w:val="Textoindependiente"/>
+    <w:next w:val="BodyText"/>
     <w:pPr>
       <w:spacing w:after="120"/>
       <w:ind w:left="720"/>
@@ -6794,9 +6968,9 @@
       <w:lang w:val="es-ES"/>
     </w:rPr>
   </w:style>
-  <w:style w:type="character" w:customStyle="1" w:styleId="TextodegloboCar">
-    <w:name w:val="Texto de globo Car"/>
-    <w:link w:val="Textodeglobo"/>
+  <w:style w:type="character" w:customStyle="1" w:styleId="BalloonTextChar">
+    <w:name w:val="Balloon Text Char"/>
+    <w:link w:val="BalloonText"/>
     <w:uiPriority w:val="99"/>
     <w:semiHidden/>
     <w:rPr>
@@ -6806,18 +6980,18 @@
       <w:lang w:val="en-US" w:eastAsia="en-US"/>
     </w:rPr>
   </w:style>
-  <w:style w:type="character" w:customStyle="1" w:styleId="Ttulo2Car">
-    <w:name w:val="Título 2 Car"/>
-    <w:link w:val="Ttulo2"/>
+  <w:style w:type="character" w:customStyle="1" w:styleId="Heading2Char">
+    <w:name w:val="Heading 2 Char"/>
+    <w:link w:val="Heading2"/>
     <w:rPr>
       <w:rFonts w:ascii="Arial" w:hAnsi="Arial"/>
       <w:b/>
       <w:lang w:val="en-US" w:eastAsia="en-US"/>
     </w:rPr>
   </w:style>
-  <w:style w:type="character" w:customStyle="1" w:styleId="TextoindependienteCar">
-    <w:name w:val="Texto independiente Car"/>
-    <w:link w:val="Textoindependiente"/>
+  <w:style w:type="character" w:customStyle="1" w:styleId="BodyTextChar">
+    <w:name w:val="Body Text Char"/>
+    <w:link w:val="BodyText"/>
     <w:semiHidden/>
     <w:rPr>
       <w:lang w:val="en-US" w:eastAsia="en-US"/>
